--- a/articles/Week3_Totals.docx
+++ b/articles/Week3_Totals.docx
@@ -24,6 +24,14 @@
           <w:szCs w:val="21"/>
         </w:rPr>
         <w:t xml:space="preserve">Week 3 · September 18–20, 2026</w:t>
+      </w:r>
+    </w:p>
+    <w:p>
+      <w:pPr>
+        <w:spacing w:after="160" w:line="276"/>
+      </w:pPr>
+      <w:r>
+        <w:t xml:space="preserve">Checked before publication: every figure in these pages was verified against the underlying data (163 checks, no mismatches), and each player's role, target or carry share and injury status was checked against this week's reports. Corrections made in that pass are noted in the text rather than quietly fixed — most importantly, the ATS and over/under records carried in the hub's power table are 2022 figures, not last season's.</w:t>
       </w:r>
     </w:p>
     <w:p>
@@ -411,7 +419,7 @@
         <w:spacing w:after="160" w:line="276"/>
       </w:pPr>
       <w:r>
-        <w:t xml:space="preserve">The reason to be careful is the size of the gap itself. An 18-point disagreement with the market is usually a sign that one of our inputs is stale rather than that we have found something — both team totals here (32.1 and 34.6) are unusually high, and if either is carrying a 2025 number that no longer describes the roster, the whole edge evaporates. Of the five totals here this is the highest-variance play, and Old Dominion went over in just 33% of their 2025 games, 124th nationally.</w:t>
+        <w:t xml:space="preserve">The reason to be careful is the size of the gap itself. An 18-point disagreement with the market is usually a sign that one of our inputs is stale rather than that we have found something — both team totals here (32.1 and 34.6) are unusually high, and if either is carrying a 2025 number that no longer describes the roster, the whole edge evaporates. Of the five totals here this is the highest-variance play, and Old Dominion went over in just 33% of their games in 2022, 124th nationally — an old number from the hub's power table, but one pointing the wrong way for an Over.</w:t>
       </w:r>
     </w:p>
     <w:p>
@@ -884,7 +892,7 @@
         <w:spacing w:after="160" w:line="276"/>
       </w:pPr>
       <w:r>
-        <w:t xml:space="preserve">Pace compounds it. UCLA ranks 125th in seconds per play and Purdue 101st, so this is two slow teams who struggle to move the ball, which is the cleanest under profile available. Purdue's defense grades 57.4, easily the weakest number here, and that is the one thing arguing the other way — but UCLA's own defense at 68.3 is not good enough to turn a bad opponent into a track meet, and their offense has to actually take advantage of it.</w:t>
+        <w:t xml:space="preserve">Pace compounds it. UCLA ranks 125th in seconds per play and Purdue 101st, so this is two slow teams who struggle to move the ball, which is the cleanest under profile available. UCLA also ruled receiver Mikey Matthews out for this game with a leg injury, removing a rotation piece from an offence that was already the lower-scoring of the two. Purdue's defense grades 57.4, easily the weakest number here, and that is the one thing arguing the other way — but UCLA's own defense at 68.3 is not good enough to turn a bad opponent into a track meet, and their offense has to actually take advantage of it.</w:t>
       </w:r>
     </w:p>
     <w:p>
@@ -1373,7 +1381,7 @@
         <w:spacing w:after="160" w:line="276"/>
       </w:pPr>
       <w:r>
-        <w:t xml:space="preserve">The caveat I want to be straight about: at a 19.5-point spread this is the closest of our five totals to the blowout zone that cost us twice last week, and it cuts the opposite way here — a big Alabama lead means running clock, not more points. Alabama also went over in just 41.7% of their 2025 games. This is the total on this page I hold most loosely.</w:t>
+        <w:t xml:space="preserve">The caveat I want to be straight about: at a 19.5-point spread this is the closest of our five totals to the blowout zone that cost us twice last week, and it cuts the opposite way here — a big Alabama lead means running clock, not more points. Alabama also went over in just 41.7% of their games in 2022 (the vintage of every over/under record in the hub's power table). This is the total on this page I hold most loosely.</w:t>
       </w:r>
     </w:p>
     <w:p>
@@ -2335,7 +2343,7 @@
         <w:spacing w:after="160" w:line="276"/>
       </w:pPr>
       <w:r>
-        <w:t xml:space="preserve">Now the honest part: UAB's defense grades 55.0, the worst defensive grade in either of these documents, and they allowed 459 points in 2025. Louisiana also went over in 66.7% of their games last season, 13th nationally. Both of those facts argue the market is right and we are wrong. I am taking it because the gap is real and the spread is small, but this is the total here I would drop first if I were only playing four.</w:t>
+        <w:t xml:space="preserve">Now the honest part: UAB's defense grades 55.0, the worst defensive grade in either of these documents, and they allowed 459 points in 2025. Louisiana also went over in 66.7% of their games in 2022, 13th nationally — old data, but pointing against us. Both of those facts argue the market is right and we are wrong. I am taking it because the gap is real and the spread is small, but this is the total here I would drop first if I were only playing four.</w:t>
       </w:r>
     </w:p>
     <w:p>

--- a/articles/Week3_Totals.docx
+++ b/articles/Week3_Totals.docx
@@ -31,7 +31,7 @@
         <w:spacing w:after="160" w:line="276"/>
       </w:pPr>
       <w:r>
-        <w:t xml:space="preserve">Checked before publication: every figure in these pages was verified against the underlying data (163 checks, no mismatches), and each player's role, target or carry share and injury status was checked against this week's reports. Corrections made in that pass are noted in the text rather than quietly fixed — most importantly, the ATS and over/under records carried in the hub's power table are 2022 figures, not last season's.</w:t>
+        <w:t xml:space="preserve">Checked before publication: every figure in these pages was verified against the underlying data (163 checks, no mismatches), and each player's role, target or carry share and injury status was checked against this week's reports. Corrections are noted in the text rather than quietly fixed. Updated since the first version: the ATS and over/under records in the hub's power table were 2022 figures — they now come from TeamRankings and cover the current season, and the screenshots, fact tables and commentary here were rebuilt on that data.</w:t>
       </w:r>
     </w:p>
     <w:p>
@@ -419,7 +419,7 @@
         <w:spacing w:after="160" w:line="276"/>
       </w:pPr>
       <w:r>
-        <w:t xml:space="preserve">The reason to be careful is the size of the gap itself. An 18-point disagreement with the market is usually a sign that one of our inputs is stale rather than that we have found something — both team totals here (32.1 and 34.6) are unusually high, and if either is carrying a 2025 number that no longer describes the roster, the whole edge evaporates. Of the five totals here this is the highest-variance play, and Old Dominion went over in just 33% of their games in 2022, 124th nationally — an old number from the hub's power table, but one pointing the wrong way for an Over.</w:t>
+        <w:t xml:space="preserve">The reason to be careful is the size of the gap itself. An 18-point disagreement with the market is usually a sign that one of our inputs is stale rather than that we have found something — both team totals here (32.1 and 34.6) are unusually high, and if either is carrying a 2025 number that no longer describes the roster, the whole edge evaporates. Of the five totals here this is the highest-variance play. Old Dominion has gone over once in two games this season; the power table now carries current-season over/under records rather than the 2022 figures it used to, and a 1-1 record neither helps nor hurts the case.</w:t>
       </w:r>
     </w:p>
     <w:p>
@@ -1381,7 +1381,7 @@
         <w:spacing w:after="160" w:line="276"/>
       </w:pPr>
       <w:r>
-        <w:t xml:space="preserve">The caveat I want to be straight about: at a 19.5-point spread this is the closest of our five totals to the blowout zone that cost us twice last week, and it cuts the opposite way here — a big Alabama lead means running clock, not more points. Alabama also went over in just 41.7% of their games in 2022 (the vintage of every over/under record in the hub's power table). This is the total on this page I hold most loosely.</w:t>
+        <w:t xml:space="preserve">The caveat I want to be straight about: at a 19.5-point spread this is the closest of our five totals to the blowout zone that cost us twice last week, and it cuts the opposite way here — a big Alabama lead means running clock, not more points. The over/under records mostly cancel: with the power table now on current-season data, Alabama is 2-0 to the Over and Florida State is 0-2, two games each and neither worth much. This is the total on this page I hold most loosely.</w:t>
       </w:r>
     </w:p>
     <w:p>
@@ -2240,30 +2240,30 @@
                 <w:sz w:val="19"/>
                 <w:szCs w:val="19"/>
               </w:rPr>
-              <w:t xml:space="preserve">Louisiana 2025 over rate</w:t>
-            </w:r>
-          </w:p>
-        </w:tc>
-        <w:tc>
-          <w:tcPr>
-            <w:tcW w:type="dxa" w:w="6250"/>
-            <w:shd w:fill="FFFFFF" w:val="clear"/>
-            <w:tcMar>
-              <w:top w:type="dxa" w:w="60"/>
-              <w:left w:type="dxa" w:w="120"/>
-              <w:bottom w:type="dxa" w:w="60"/>
-              <w:right w:type="dxa" w:w="120"/>
-            </w:tcMar>
-          </w:tcPr>
-          <w:p>
-            <w:r>
-              <w:rPr>
-                <w:b/>
-                <w:bCs/>
-                <w:sz w:val="19"/>
-                <w:szCs w:val="19"/>
-              </w:rPr>
-              <w:t xml:space="preserve">0.667 (13th)</w:t>
+              <w:t xml:space="preserve">Louisiana over rate, this season</w:t>
+            </w:r>
+          </w:p>
+        </w:tc>
+        <w:tc>
+          <w:tcPr>
+            <w:tcW w:type="dxa" w:w="6250"/>
+            <w:shd w:fill="FFFFFF" w:val="clear"/>
+            <w:tcMar>
+              <w:top w:type="dxa" w:w="60"/>
+              <w:left w:type="dxa" w:w="120"/>
+              <w:bottom w:type="dxa" w:w="60"/>
+              <w:right w:type="dxa" w:w="120"/>
+            </w:tcMar>
+          </w:tcPr>
+          <w:p>
+            <w:r>
+              <w:rPr>
+                <w:b/>
+                <w:bCs/>
+                <w:sz w:val="19"/>
+                <w:szCs w:val="19"/>
+              </w:rPr>
+              <w:t xml:space="preserve">1-1 (50%, 36th)</w:t>
             </w:r>
           </w:p>
         </w:tc>
@@ -2343,7 +2343,7 @@
         <w:spacing w:after="160" w:line="276"/>
       </w:pPr>
       <w:r>
-        <w:t xml:space="preserve">Now the honest part: UAB's defense grades 55.0, the worst defensive grade in either of these documents, and they allowed 459 points in 2025. Louisiana also went over in 66.7% of their games in 2022, 13th nationally — old data, but pointing against us. Both of those facts argue the market is right and we are wrong. I am taking it because the gap is real and the spread is small, but this is the total here I would drop first if I were only playing four.</w:t>
+        <w:t xml:space="preserve">Now the honest part: UAB's defense grades 55.0, the worst defensive grade in either of these documents, and they allowed 459 points in 2025. That argues the market is right and we are wrong. The over/under record no longer argues against us — the 66.7% that ranked Louisiana 13th was a 2022 figure, and on current-season data they are 1-1, as is UAB — but removing a reason to fade this Under is not the same as adding one to back it. I am taking it because the gap is real and the spread is small, but this is the total here I would drop first if I were only playing four.</w:t>
       </w:r>
     </w:p>
     <w:p>

--- a/articles/Week3_Totals.docx
+++ b/articles/Week3_Totals.docx
@@ -31,7 +31,7 @@
         <w:spacing w:after="160" w:line="276"/>
       </w:pPr>
       <w:r>
-        <w:t xml:space="preserve">Checked before publication: every figure in these pages was verified against the underlying data (163 checks, no mismatches), and each player's role, target or carry share and injury status was checked against this week's reports. Corrections are noted in the text rather than quietly fixed. Updated since the first version: the ATS and over/under records in the hub's power table were 2022 figures — they now come from TeamRankings and cover the current season, and the screenshots, fact tables and commentary here were rebuilt on that data.</w:t>
+        <w:t xml:space="preserve">Every figure in these pages is verified against the underlying data and each player's role, target or carry share and injury status against this week's reports. The ATS and over/under records in the hub's power table were 2022 figures through the first version of these documents; they now come from TeamRankings and cover the current season, and the screenshots, fact tables and commentary here are rebuilt on that data.</w:t>
       </w:r>
     </w:p>
     <w:p>
@@ -39,7 +39,7 @@
         <w:spacing w:after="160" w:line="276"/>
       </w:pPr>
       <w:r>
-        <w:t xml:space="preserve">Five totals where the market and our number diverge. Our predicted total is the sum of each team’s own expected-points rating, which is a pace-and-scoring-level measure rather than an opponent-adjusted one.</w:t>
+        <w:t xml:space="preserve">Five totals where the market and the model number diverge. The predicted total is the sum of each team’s own expected-points rating — a pace-and-scoring-level measure, not an opponent-adjusted one.</w:t>
       </w:r>
     </w:p>
     <w:p>
@@ -47,7 +47,7 @@
         <w:spacing w:after="160" w:line="276"/>
       </w:pPr>
       <w:r>
-        <w:t xml:space="preserve">That distinction cost us twice last week, and it is now a filter. Both total losses came in blowouts — Nebraska laying 30.5, LSU laying 35 — where our opponent-blind sum could not see a favorite running up a score its season average never contained. Checking it across 138 rated games: in the 28-point-and-up bucket the model leans Under by 2.22 points on average and 64% of the time, against roughly zero everywhere else. Nothing here is priced at a spread of 28 or more.</w:t>
+        <w:t xml:space="preserve">That distinction is now a filter. Both week-2 total losses came in blowouts — Nebraska laying 30.5, LSU laying 35 — where an opponent-blind sum cannot see a favourite running up a score its season average never contained. Across 138 rated games, the 28-point-and-up bucket leans Under by 2.22 points on average and 64% of the time, against roughly zero everywhere else. Nothing here is priced at a spread of 28 or more.</w:t>
       </w:r>
     </w:p>
     <w:p>
@@ -55,7 +55,7 @@
         <w:spacing w:after="160" w:line="276"/>
       </w:pPr>
       <w:r>
-        <w:t xml:space="preserve">One further candidate was dropped because the model’s own note argued against its own pick.</w:t>
+        <w:t xml:space="preserve">Scheme, coordinator and coach figures come from the team file (team_ratings_2025.csv): head-coach straight-up and against-the-spread records, coordinator scheme distributions, returning offensive line snaps and the per-team notes. Grades are 2025 PFF. Records marked “this season” are 2026 to date.</w:t>
       </w:r>
     </w:p>
     <w:p>
@@ -172,7 +172,7 @@
                 <w:sz w:val="19"/>
                 <w:szCs w:val="19"/>
               </w:rPr>
-              <w:t xml:space="preserve">Our number</w:t>
+              <w:t xml:space="preserve">Model number</w:t>
             </w:r>
           </w:p>
         </w:tc>
@@ -392,6 +392,54 @@
           </w:p>
         </w:tc>
       </w:tr>
+      <w:tr>
+        <w:tc>
+          <w:tcPr>
+            <w:tcW w:type="dxa" w:w="3830"/>
+            <w:shd w:fill="FFFFFF" w:val="clear"/>
+            <w:tcMar>
+              <w:top w:type="dxa" w:w="60"/>
+              <w:left w:type="dxa" w:w="120"/>
+              <w:bottom w:type="dxa" w:w="60"/>
+              <w:right w:type="dxa" w:w="120"/>
+            </w:tcMar>
+          </w:tcPr>
+          <w:p>
+            <w:r>
+              <w:rPr>
+                <w:b w:val="false"/>
+                <w:bCs w:val="false"/>
+                <w:sz w:val="19"/>
+                <w:szCs w:val="19"/>
+              </w:rPr>
+              <w:t xml:space="preserve">ECU returning OL snaps</w:t>
+            </w:r>
+          </w:p>
+        </w:tc>
+        <w:tc>
+          <w:tcPr>
+            <w:tcW w:type="dxa" w:w="6250"/>
+            <w:shd w:fill="FFFFFF" w:val="clear"/>
+            <w:tcMar>
+              <w:top w:type="dxa" w:w="60"/>
+              <w:left w:type="dxa" w:w="120"/>
+              <w:bottom w:type="dxa" w:w="60"/>
+              <w:right w:type="dxa" w:w="120"/>
+            </w:tcMar>
+          </w:tcPr>
+          <w:p>
+            <w:r>
+              <w:rPr>
+                <w:b/>
+                <w:bCs/>
+                <w:sz w:val="19"/>
+                <w:szCs w:val="19"/>
+              </w:rPr>
+              <w:t xml:space="preserve">974 (136th FBS)</w:t>
+            </w:r>
+          </w:p>
+        </w:tc>
+      </w:tr>
     </w:tbl>
     <w:p>
       <w:pPr>
@@ -403,7 +451,7 @@
         <w:spacing w:after="160" w:line="276"/>
       </w:pPr>
       <w:r>
-        <w:t xml:space="preserve">Both of these teams are top-ten nationally in seconds per play — Old Dominion 10th, East Carolina 8th — and both scored around 400 points in 2025. Our team-total sum comes to 66.7 against a book number of 48.5, the largest total gap on the entire week-3 slate by a wide margin.</w:t>
+        <w:t xml:space="preserve">Both teams are top-ten nationally in seconds per play — Old Dominion 10th, East Carolina 8th — and both scored around 400 points in 2025. The team-total sum is 66.7 against a book number of 48.5, an 18.2-point gap and the largest total disagreement on the week-3 slate. The spread is 3 points.</w:t>
       </w:r>
     </w:p>
     <w:p>
@@ -411,7 +459,7 @@
         <w:spacing w:after="160" w:line="276"/>
       </w:pPr>
       <w:r>
-        <w:t xml:space="preserve">The spread is only 3 points, which matters given what we learned last week: our predicted total is an opponent-blind sum of each team's own scoring average, and it goes badly wrong in mismatches where a favorite runs up a score the averages never saw. In a near-pick'em between two fast offenses it is doing the job it was built for. Old Dominion's offense grades 76.0 and East Carolina's 74.6, and neither defense is elite enough to slow the other down.</w:t>
+        <w:t xml:space="preserve">Old Dominion is Ricky Rahne at 30-33 (47.6%) straight up and 33-27 against the spread. OC Kody Cook is in his third year under Rahne with Tennessee ties, and the file expects a wide-split spread built on RPO with dual-threat quarterbacks; DC Blake Seiler runs 3-3-5 and 3-2-6 fronts with a 33% blitz rate. The offense grades 76.0.</w:t>
       </w:r>
     </w:p>
     <w:p>
@@ -419,7 +467,15 @@
         <w:spacing w:after="160" w:line="276"/>
       </w:pPr>
       <w:r>
-        <w:t xml:space="preserve">The reason to be careful is the size of the gap itself. An 18-point disagreement with the market is usually a sign that one of our inputs is stale rather than that we have found something — both team totals here (32.1 and 34.6) are unusually high, and if either is carrying a 2025 number that no longer describes the roster, the whole edge evaporates. Of the five totals here this is the highest-variance play. Old Dominion has gone over once in two games this season; the power table now carries current-season over/under records rather than the 2022 figures it used to, and a 1-1 record neither helps nor hurts the case.</w:t>
+        <w:t xml:space="preserve">East Carolina is Blake Harrell, 14-5 across 19 games as a head coach, but the file records a severe staff and roster drain: OC John David Baker left for Ole Miss and DC Josh Aldridge for USF, with Jordan Davis (North Texas) and Jordon Hankins taking over, and only a couple of 2025 starters return. The offense grades 74.6 and the line returns 974 snaps, 136th in FBS — effectively the least experienced returning offensive line in the country.</w:t>
+      </w:r>
+    </w:p>
+    <w:p>
+      <w:pPr>
+        <w:spacing w:after="160" w:line="276"/>
+      </w:pPr>
+      <w:r>
+        <w:t xml:space="preserve">Against the total: 18.2 points is the largest gap on the board, and the predicted total is an opponent-blind sum of each team's own scoring average, so a stale input moves it a long way. Both team totals here are high (32.1 and 34.6) and both offenses are rebuilds — Old Dominion returns 1,678 offensive line snaps, 129th, with nine JUCO additions and one returning starter at running back. Old Dominion is 1-1 to the over this season.</w:t>
       </w:r>
     </w:p>
     <w:p>
@@ -653,7 +709,7 @@
                 <w:sz w:val="19"/>
                 <w:szCs w:val="19"/>
               </w:rPr>
-              <w:t xml:space="preserve">Our number</w:t>
+              <w:t xml:space="preserve">Model number</w:t>
             </w:r>
           </w:p>
         </w:tc>
@@ -873,6 +929,54 @@
           </w:p>
         </w:tc>
       </w:tr>
+      <w:tr>
+        <w:tc>
+          <w:tcPr>
+            <w:tcW w:type="dxa" w:w="3830"/>
+            <w:shd w:fill="FFFFFF" w:val="clear"/>
+            <w:tcMar>
+              <w:top w:type="dxa" w:w="60"/>
+              <w:left w:type="dxa" w:w="120"/>
+              <w:bottom w:type="dxa" w:w="60"/>
+              <w:right w:type="dxa" w:w="120"/>
+            </w:tcMar>
+          </w:tcPr>
+          <w:p>
+            <w:r>
+              <w:rPr>
+                <w:b w:val="false"/>
+                <w:bCs w:val="false"/>
+                <w:sz w:val="19"/>
+                <w:szCs w:val="19"/>
+              </w:rPr>
+              <w:t xml:space="preserve">Purdue QB 2025</w:t>
+            </w:r>
+          </w:p>
+        </w:tc>
+        <w:tc>
+          <w:tcPr>
+            <w:tcW w:type="dxa" w:w="6250"/>
+            <w:shd w:fill="FFFFFF" w:val="clear"/>
+            <w:tcMar>
+              <w:top w:type="dxa" w:w="60"/>
+              <w:left w:type="dxa" w:w="120"/>
+              <w:bottom w:type="dxa" w:w="60"/>
+              <w:right w:type="dxa" w:w="120"/>
+            </w:tcMar>
+          </w:tcPr>
+          <w:p>
+            <w:r>
+              <w:rPr>
+                <w:b/>
+                <w:bCs/>
+                <w:sz w:val="19"/>
+                <w:szCs w:val="19"/>
+              </w:rPr>
+              <w:t xml:space="preserve">9 TD / 10 INT, 16 sacks taken</w:t>
+            </w:r>
+          </w:p>
+        </w:tc>
+      </w:tr>
     </w:tbl>
     <w:p>
       <w:pPr>
@@ -884,7 +988,7 @@
         <w:spacing w:after="160" w:line="276"/>
       </w:pPr>
       <w:r>
-        <w:t xml:space="preserve">Neither of these offenses could score in 2025. UCLA put up 218 points and Purdue 225 — the two lowest figures in this document — and both grade in the mid-60s offensively. Our number lands at 40.7 against a book total of 52.5.</w:t>
+        <w:t xml:space="preserve">UCLA scored 218 points in 2025 and Purdue 225, two of the three lowest figures in these documents behind Charlotte's 172, and both offenses grade in the mid-60s. The team-total sum is 40.7 against a book number of 52.5. UCLA ranks 125th in seconds per play and Purdue 101st.</w:t>
       </w:r>
     </w:p>
     <w:p>
@@ -892,7 +996,7 @@
         <w:spacing w:after="160" w:line="276"/>
       </w:pPr>
       <w:r>
-        <w:t xml:space="preserve">Pace compounds it. UCLA ranks 125th in seconds per play and Purdue 101st, so this is two slow teams who struggle to move the ball, which is the cleanest under profile available. UCLA also ruled receiver Mikey Matthews out for this game with a leg injury, removing a rotation piece from an offence that was already the lower-scoring of the two. Purdue's defense grades 57.4, easily the weakest number here, and that is the one thing arguing the other way — but UCLA's own defense at 68.3 is not good enough to turn a bad opponent into a track meet, and their offense has to actually take advantage of it.</w:t>
+        <w:t xml:space="preserve">UCLA is Bob Chesney's first year from James Madison at 62-35 (63.9%) straight up, bringing both coordinators with him, so the 2025 scheme data belongs to the departed staff. QB Nico Iamaleava cut his pressure-to-sack rate from 25% at Tennessee to 18%, and RB Wayne Knight follows from James Madison with 1,800+ career yards. Receiver Mikey Matthews is ruled out for this game with a leg injury.</w:t>
       </w:r>
     </w:p>
     <w:p>
@@ -900,7 +1004,15 @@
         <w:spacing w:after="160" w:line="276"/>
       </w:pPr>
       <w:r>
-        <w:t xml:space="preserve">Against the pick: both teams allowed enormous point totals in 2025 (UCLA 401, Purdue 382), and a 14-point spread is enough that garbage time could add a late score or two. Our defense-side inputs are describing units that gave up a lot of points, which is a reason to think 52.5 is not as rich as our number claims.</w:t>
+        <w:t xml:space="preserve">Purdue is Barry Odom's second year at 46-43 (51.7%) straight up and 46-44 against the spread, with OC Josh Jenson running inside zone plus counter and power accents. QB Ryan Browne started every game in 2025 and finished with 9 touchdowns to 10 interceptions, nearly twice as many turnover-worthy plays as big-time throws, pressure on close to a third of his dropbacks and 16 sacks taken. DC Kevin Kane replaces six of the top seven tacklers.</w:t>
+      </w:r>
+    </w:p>
+    <w:p>
+      <w:pPr>
+        <w:spacing w:after="160" w:line="276"/>
+      </w:pPr>
+      <w:r>
+        <w:t xml:space="preserve">Against the total: both defenses were porous in 2025 — UCLA allowed 401 points and Purdue 382 — and Purdue's defense grades 57.4, second-weakest in these documents ahead of only UAB's 55.0. At a 14-point spread there is room for garbage time to add a score.</w:t>
       </w:r>
     </w:p>
     <w:p>
@@ -1134,7 +1246,7 @@
                 <w:sz w:val="19"/>
                 <w:szCs w:val="19"/>
               </w:rPr>
-              <w:t xml:space="preserve">Our number</w:t>
+              <w:t xml:space="preserve">Model number</w:t>
             </w:r>
           </w:p>
         </w:tc>
@@ -1354,6 +1466,54 @@
           </w:p>
         </w:tc>
       </w:tr>
+      <w:tr>
+        <w:tc>
+          <w:tcPr>
+            <w:tcW w:type="dxa" w:w="3830"/>
+            <w:shd w:fill="FFFFFF" w:val="clear"/>
+            <w:tcMar>
+              <w:top w:type="dxa" w:w="60"/>
+              <w:left w:type="dxa" w:w="120"/>
+              <w:bottom w:type="dxa" w:w="60"/>
+              <w:right w:type="dxa" w:w="120"/>
+            </w:tcMar>
+          </w:tcPr>
+          <w:p>
+            <w:r>
+              <w:rPr>
+                <w:b w:val="false"/>
+                <w:bCs w:val="false"/>
+                <w:sz w:val="19"/>
+                <w:szCs w:val="19"/>
+              </w:rPr>
+              <w:t xml:space="preserve">Alabama 2025 rushing</w:t>
+            </w:r>
+          </w:p>
+        </w:tc>
+        <w:tc>
+          <w:tcPr>
+            <w:tcW w:type="dxa" w:w="6250"/>
+            <w:shd w:fill="FFFFFF" w:val="clear"/>
+            <w:tcMar>
+              <w:top w:type="dxa" w:w="60"/>
+              <w:left w:type="dxa" w:w="120"/>
+              <w:bottom w:type="dxa" w:w="60"/>
+              <w:right w:type="dxa" w:w="120"/>
+            </w:tcMar>
+          </w:tcPr>
+          <w:p>
+            <w:r>
+              <w:rPr>
+                <w:b/>
+                <w:bCs/>
+                <w:sz w:val="19"/>
+                <w:szCs w:val="19"/>
+              </w:rPr>
+              <w:t xml:space="preserve">104.1 ypg — 2nd-worst in SEC</w:t>
+            </w:r>
+          </w:p>
+        </w:tc>
+      </w:tr>
     </w:tbl>
     <w:p>
       <w:pPr>
@@ -1365,7 +1525,7 @@
         <w:spacing w:after="160" w:line="276"/>
       </w:pPr>
       <w:r>
-        <w:t xml:space="preserve">This is the best pair of offenses in either document — Florida State grades 84.1 and Alabama 83.0 — and Florida State plays fast, ranking 9th nationally in seconds per play. Our team totals sum to 58.8 against a book number of 49.5. Both teams cleared 390 points in 2025.</w:t>
+        <w:t xml:space="preserve">These are the two best offensive grades among the totals here — Florida State 84.1, Alabama 83.0 — and Florida State ranks 9th nationally in seconds per play. The team-total sum is 58.8 against a book number of 49.5. Both teams cleared 390 points in 2025.</w:t>
       </w:r>
     </w:p>
     <w:p>
@@ -1373,7 +1533,7 @@
         <w:spacing w:after="160" w:line="276"/>
       </w:pPr>
       <w:r>
-        <w:t xml:space="preserve">The market has priced this as a defensive game, and there is a case for it: Alabama's defense grades 91.1, the best in this document, and they allowed only 222 points last season. But Florida State's 80.4 defensive grade is the weak link, and an offense grading 84.1 with top-ten tempo against it is how totals get cleared. Alabama only needs to hold up their end.</w:t>
+        <w:t xml:space="preserve">Florida State's 33.8% inside-zone commitment is the most committed in the ACC and produced 472.1 yards per game with 218.7 rushing, the program's best since 1995 — but that was Gus Malzahn's, and he retired in February. Tim Harris Jr. was promoted to coordinator with Mike Norvell taking play-calling. QB Ashton Daniels won the job after starting Auburn's final three games; across three years at Stanford and Auburn he has 30 big-time throws against 41 turnover-worthy plays and 17 fumbles. Florida State arrives off a bye.</w:t>
       </w:r>
     </w:p>
     <w:p>
@@ -1381,7 +1541,15 @@
         <w:spacing w:after="160" w:line="276"/>
       </w:pPr>
       <w:r>
-        <w:t xml:space="preserve">The caveat I want to be straight about: at a 19.5-point spread this is the closest of our five totals to the blowout zone that cost us twice last week, and it cuts the opposite way here — a big Alabama lead means running clock, not more points. The over/under records mostly cancel: with the power table now on current-season data, Alabama is 2-0 to the Over and Florida State is 0-2, two games each and neither worth much. This is the total on this page I hold most loosely.</w:t>
+        <w:t xml:space="preserve">Alabama is Kalen DeBoer at 57-17 (77.0%) straight up and 37-31-3 against the spread, with Ryan Grubb in year three running a rhythm-and-timing pass game off zone action. The 2025 failure was the ground game at 104.1 rushing yards per game, second-worst in the SEC, which brought in new offensive line coach Adrian Klemm; the line returns 2,560 snaps, 112th in FBS, and the quarterback job is open between Austin Mack and Keelon Russell.</w:t>
+      </w:r>
+    </w:p>
+    <w:p>
+      <w:pPr>
+        <w:spacing w:after="160" w:line="276"/>
+      </w:pPr>
+      <w:r>
+        <w:t xml:space="preserve">Against the total: at 19.5 points this is the widest spread of the five totals, and a large Alabama lead means running clock rather than more points. Alabama's defense grades 91.1 and allowed 222 points in 2025 under Kane Wommack's 3-3-5 (60.6%) with Cover-3 at 32.9%. The over/under records cancel — Alabama 2-0, Florida State 0-2, two games each.</w:t>
       </w:r>
     </w:p>
     <w:p>
@@ -1615,7 +1783,7 @@
                 <w:sz w:val="19"/>
                 <w:szCs w:val="19"/>
               </w:rPr>
-              <w:t xml:space="preserve">Our number</w:t>
+              <w:t xml:space="preserve">Model number</w:t>
             </w:r>
           </w:p>
         </w:tc>
@@ -1835,6 +2003,54 @@
           </w:p>
         </w:tc>
       </w:tr>
+      <w:tr>
+        <w:tc>
+          <w:tcPr>
+            <w:tcW w:type="dxa" w:w="3830"/>
+            <w:shd w:fill="FFFFFF" w:val="clear"/>
+            <w:tcMar>
+              <w:top w:type="dxa" w:w="60"/>
+              <w:left w:type="dxa" w:w="120"/>
+              <w:bottom w:type="dxa" w:w="60"/>
+              <w:right w:type="dxa" w:w="120"/>
+            </w:tcMar>
+          </w:tcPr>
+          <w:p>
+            <w:r>
+              <w:rPr>
+                <w:b w:val="false"/>
+                <w:bCs w:val="false"/>
+                <w:sz w:val="19"/>
+                <w:szCs w:val="19"/>
+              </w:rPr>
+              <w:t xml:space="preserve">App State roster</w:t>
+            </w:r>
+          </w:p>
+        </w:tc>
+        <w:tc>
+          <w:tcPr>
+            <w:tcW w:type="dxa" w:w="6250"/>
+            <w:shd w:fill="FFFFFF" w:val="clear"/>
+            <w:tcMar>
+              <w:top w:type="dxa" w:w="60"/>
+              <w:left w:type="dxa" w:w="120"/>
+              <w:bottom w:type="dxa" w:w="60"/>
+              <w:right w:type="dxa" w:w="120"/>
+            </w:tcMar>
+          </w:tcPr>
+          <w:p>
+            <w:r>
+              <w:rPr>
+                <w:b/>
+                <w:bCs/>
+                <w:sz w:val="19"/>
+                <w:szCs w:val="19"/>
+              </w:rPr>
+              <w:t xml:space="preserve">66 new faces, 35 from the portal</w:t>
+            </w:r>
+          </w:p>
+        </w:tc>
+      </w:tr>
     </w:tbl>
     <w:p>
       <w:pPr>
@@ -1846,7 +2062,7 @@
         <w:spacing w:after="160" w:line="276"/>
       </w:pPr>
       <w:r>
-        <w:t xml:space="preserve">Charlotte scored 172 points in all of 2025. That is the lowest figure anywhere in these documents by a margin of 46 points, and they pair it with the 132nd-ranked tempo — a slow offense that cannot score. Our number is 43.5 against a book total of 52.5.</w:t>
+        <w:t xml:space="preserve">Charlotte scored 172 points in all of 2025, the lowest figure in these documents and 39 below the next (Nevada, 211), and ranks 132nd in seconds per play. The team-total sum is 43.5 against a book number of 52.5. Appalachian State's defense grades 82.5, the better of the two units on the field; their offense grades 67.3.</w:t>
       </w:r>
     </w:p>
     <w:p>
@@ -1854,7 +2070,7 @@
         <w:spacing w:after="160" w:line="276"/>
       </w:pPr>
       <w:r>
-        <w:t xml:space="preserve">Appalachian State's defense grades 82.5, comfortably the better of the two units on the field, and their own offense at 67.3 is competent without being explosive. The combination of a good defense facing an offense that managed 14 points a game, with neither side in a hurry, is the shape of a low-scoring afternoon.</w:t>
+        <w:t xml:space="preserve">Charlotte is Tim Albin's second year with full staff continuity — OC Todd Fitch and DC Nate Faanes both back — at 34-30 (53.1%) straight up and 36-23-2 against the spread, but the quarterback room is a four-way competition between Conner Harrell, Grayson Loftis (1,415 yards, 8 touchdowns, 8 interceptions in seven starts) and Pitt transfer Cole Gonzales, inside an inside-zone offense at 26.9%. The roster took on 21 transfers among 46 new players.</w:t>
       </w:r>
     </w:p>
     <w:p>
@@ -1862,7 +2078,15 @@
         <w:spacing w:after="160" w:line="276"/>
       </w:pPr>
       <w:r>
-        <w:t xml:space="preserve">The argument against is Charlotte's own defense, which grades 61.2 and allowed 436 points last year. Appalachian State should move the ball freely, and at a 17.5-point spread there is room for the Mountaineers to score more than their average if this turns into a rout. Our total is essentially betting that Charlotte's offense caps the game on its own.</w:t>
+        <w:t xml:space="preserve">Appalachian State is Dowell Loggains at 5-8 (38.5%) straight up and 5-7-1 against the spread. OC Mike Anthony comes off the Kendal Briles tree — jet sweep, wide zone, quick game hunting misaligned defenders — and DC DJ Smith runs a multiple 3-3-5 with a 23% blitz rate. No quarterback separated in the spring game among Malachi Singleton, Henry Hasselbeck and Tommy Ulatowski, and the roster carries 66 new faces.</w:t>
+      </w:r>
+    </w:p>
+    <w:p>
+      <w:pPr>
+        <w:spacing w:after="160" w:line="276"/>
+      </w:pPr>
+      <w:r>
+        <w:t xml:space="preserve">Against the total: Charlotte's defense grades 61.2 and allowed 436 points in 2025, so Appalachian State should move the ball, and at a 17.5-point spread a rout leaves room for the Mountaineers to exceed their average. The number is effectively a bet that Charlotte's offense caps the game on its own.</w:t>
       </w:r>
     </w:p>
     <w:p>
@@ -2096,7 +2320,7 @@
                 <w:sz w:val="19"/>
                 <w:szCs w:val="19"/>
               </w:rPr>
-              <w:t xml:space="preserve">Our number</w:t>
+              <w:t xml:space="preserve">Model number</w:t>
             </w:r>
           </w:p>
         </w:tc>
@@ -2316,6 +2540,54 @@
           </w:p>
         </w:tc>
       </w:tr>
+      <w:tr>
+        <w:tc>
+          <w:tcPr>
+            <w:tcW w:type="dxa" w:w="3830"/>
+            <w:shd w:fill="FFFFFF" w:val="clear"/>
+            <w:tcMar>
+              <w:top w:type="dxa" w:w="60"/>
+              <w:left w:type="dxa" w:w="120"/>
+              <w:bottom w:type="dxa" w:w="60"/>
+              <w:right w:type="dxa" w:w="120"/>
+            </w:tcMar>
+          </w:tcPr>
+          <w:p>
+            <w:r>
+              <w:rPr>
+                <w:b w:val="false"/>
+                <w:bCs w:val="false"/>
+                <w:sz w:val="19"/>
+                <w:szCs w:val="19"/>
+              </w:rPr>
+              <w:t xml:space="preserve">UAB DC</w:t>
+            </w:r>
+          </w:p>
+        </w:tc>
+        <w:tc>
+          <w:tcPr>
+            <w:tcW w:type="dxa" w:w="6250"/>
+            <w:shd w:fill="FFFFFF" w:val="clear"/>
+            <w:tcMar>
+              <w:top w:type="dxa" w:w="60"/>
+              <w:left w:type="dxa" w:w="120"/>
+              <w:bottom w:type="dxa" w:w="60"/>
+              <w:right w:type="dxa" w:w="120"/>
+            </w:tcMar>
+          </w:tcPr>
+          <w:p>
+            <w:r>
+              <w:rPr>
+                <w:b/>
+                <w:bCs/>
+                <w:sz w:val="19"/>
+                <w:szCs w:val="19"/>
+              </w:rPr>
+              <w:t xml:space="preserve">Todd Grantham — new for 2026</w:t>
+            </w:r>
+          </w:p>
+        </w:tc>
+      </w:tr>
     </w:tbl>
     <w:p>
       <w:pPr>
@@ -2327,7 +2599,7 @@
         <w:spacing w:after="160" w:line="276"/>
       </w:pPr>
       <w:r>
-        <w:t xml:space="preserve">The smallest edge of the five and the one with the most obvious counterargument, but the profile is sound. Our team totals sum to 47.8 against a book number of 55.25, and the spread is a modest 7.5 points, which keeps this well clear of the mismatch zone where our total model is unreliable.</w:t>
+        <w:t xml:space="preserve">The team-total sum is 47.8 against a book number of 55.25, a 7.5-point gap and the smallest of the five. The spread is 7.5, which keeps this clear of the mismatch range where the total model is unreliable. Louisiana's offense grades 65.1 and scored 325 points in 2025; neither team plays fast, at tempo ranks of 96 and 71.</w:t>
       </w:r>
     </w:p>
     <w:p>
@@ -2335,7 +2607,7 @@
         <w:spacing w:after="160" w:line="276"/>
       </w:pPr>
       <w:r>
-        <w:t xml:space="preserve">Louisiana's offense grades 65.1 and scored 325 points in 2025 — middling on both counts — and neither team plays especially fast, with tempo ranks of 96 and 71. A seven-point favorite at home against a similarly ordinary opponent does not usually produce 55 points between them.</w:t>
+        <w:t xml:space="preserve">Louisiana is Michael Desormeaux at 29-25 (53.7%) straight up and 24-25 against the spread. OC Tim Leger's structure is still Napier-era — zone-read, run-first, play-action out of 11 and 12 personnel — and the file records a subpar 2025 air attack, a quarterback in Lunch Winfield held out of live spring work, an open running back room and an offensive line hit by injury through the spring. DC Jim Salgado runs a 4-2-5 Cover-3 with a 39% blitz rate, and the secondary is listed as the strongest unit after spring.</w:t>
       </w:r>
     </w:p>
     <w:p>
@@ -2343,7 +2615,15 @@
         <w:spacing w:after="160" w:line="276"/>
       </w:pPr>
       <w:r>
-        <w:t xml:space="preserve">Now the honest part: UAB's defense grades 55.0, the worst defensive grade in either of these documents, and they allowed 459 points in 2025. That argues the market is right and we are wrong. The over/under record no longer argues against us — the 66.7% that ranked Louisiana 13th was a 2022 figure, and on current-season data they are 1-1, as is UAB — but removing a reason to fade this Under is not the same as adding one to back it. I am taking it because the gap is real and the spread is small, but this is the total here I would drop first if I were only playing four.</w:t>
+        <w:t xml:space="preserve">UAB is Alex Mortensen, made permanent after taking over from Trent Dilfer at 2-4, with QB Ryder Burton back and center Adam Lepkowski returning inside a line that brings back 4,250 snaps, 42nd in FBS. The defensive change is the one that matters for a total: Todd Grantham is the new coordinator, described in the file as a scheme-pedigree upgrade for the unit that has been the program's anchor problem.</w:t>
+      </w:r>
+    </w:p>
+    <w:p>
+      <w:pPr>
+        <w:spacing w:after="160" w:line="276"/>
+      </w:pPr>
+      <w:r>
+        <w:t xml:space="preserve">Against the total: UAB's defense grades 55.0, the worst defensive grade in these documents, and allowed 459 points in 2025 — the single strongest argument for the over. That grade describes the unit Grantham inherited rather than the one he is coaching, which is the case for the under holding. Both teams are 1-1 to the over this season.</w:t>
       </w:r>
     </w:p>
     <w:p>

--- a/articles/Week3_Totals.docx
+++ b/articles/Week3_Totals.docx
@@ -31,7 +31,7 @@
         <w:spacing w:after="160" w:line="276"/>
       </w:pPr>
       <w:r>
-        <w:t xml:space="preserve">Every figure in these pages is verified against the underlying data and each player's role, target or carry share and injury status against this week's reports. The ATS and over/under records in the hub's power table were 2022 figures through the first version of these documents; they now come from TeamRankings and cover the current season, and the screenshots, fact tables and commentary here are rebuilt on that data.</w:t>
+        <w:t xml:space="preserve">Every figure here is verified against the underlying data, and each player's role, target or carry share and injury status against this week's reports. The ATS and over/under records in the hub's power table were 2022 figures until this week; they now come from TeamRankings and cover the current season.</w:t>
       </w:r>
     </w:p>
     <w:p>
@@ -475,7 +475,7 @@
         <w:spacing w:after="160" w:line="276"/>
       </w:pPr>
       <w:r>
-        <w:t xml:space="preserve">Against the total: 18.2 points is the largest gap on the board, and the predicted total is an opponent-blind sum of each team's own scoring average, so a stale input moves it a long way. Both team totals here are high (32.1 and 34.6) and both offenses are rebuilds — Old Dominion returns 1,678 offensive line snaps, 129th, with nine JUCO additions and one returning starter at running back. Old Dominion is 1-1 to the over this season.</w:t>
+        <w:t xml:space="preserve">Support: both offenses grade above the national median — Old Dominion 76.0, 54th in FBS, and East Carolina 74.6, 65th — while the defenses give ground where it costs most. Old Dominion ranks 76th nationally in field position allowed and East Carolina 90th, so neither offense has to cover much ground. Kody Cook's wide-split spread and Blake Seiler's 33% blitz rate both add variance, and tempo ranks of 10th and 8th mean more possessions than a 48.5 total prices.</w:t>
       </w:r>
     </w:p>
     <w:p>
@@ -988,7 +988,7 @@
         <w:spacing w:after="160" w:line="276"/>
       </w:pPr>
       <w:r>
-        <w:t xml:space="preserve">UCLA scored 218 points in 2025 and Purdue 225, two of the three lowest figures in these documents behind Charlotte's 172, and both offenses grade in the mid-60s. The team-total sum is 40.7 against a book number of 52.5. UCLA ranks 125th in seconds per play and Purdue 101st.</w:t>
+        <w:t xml:space="preserve">UCLA scored 218 points in 2025 and Purdue 225, and both offenses grade in the mid-60s — UCLA 65.6, 107th in FBS, Purdue 65.1, 111th. The team-total sum is 40.7 against a book number of 52.5. UCLA ranks 125th in seconds per play and Purdue 101st.</w:t>
       </w:r>
     </w:p>
     <w:p>
@@ -1012,7 +1012,7 @@
         <w:spacing w:after="160" w:line="276"/>
       </w:pPr>
       <w:r>
-        <w:t xml:space="preserve">Against the total: both defenses were porous in 2025 — UCLA allowed 401 points and Purdue 382 — and Purdue's defense grades 57.4, second-weakest in these documents ahead of only UAB's 55.0. At a 14-point spread there is room for garbage time to add a score.</w:t>
+        <w:t xml:space="preserve">Support: neither offense finishes drives or starts with a short field. UCLA ranks 125th nationally in finishing drives and 129th in field position; Purdue is 121st and 111th. Both are explosiveness-poor as well — UCLA 115th, Purdue 78th — so points have to come from sustained drives that the finishing-drive ranks say neither team sustains. Purdue's quarterback took 16 sacks on a third of his dropbacks in 2025, which ends drives on its own, and the two tempo ranks put the possession count on the under's side.</w:t>
       </w:r>
     </w:p>
     <w:p>
@@ -1549,7 +1549,7 @@
         <w:spacing w:after="160" w:line="276"/>
       </w:pPr>
       <w:r>
-        <w:t xml:space="preserve">Against the total: at 19.5 points this is the widest spread of the five totals, and a large Alabama lead means running clock rather than more points. Alabama's defense grades 91.1 and allowed 222 points in 2025 under Kane Wommack's 3-3-5 (60.6%) with Cover-3 at 32.9%. The over/under records cancel — Alabama 2-0, Florida State 0-2, two games each.</w:t>
+        <w:t xml:space="preserve">Support: Florida State's offense ranks 24th nationally in success rate and 18th in explosiveness, grading 84.1, 21st in FBS; Alabama's ranks 34th and 54th with 16th in field position and 30th in finishing drives, grading 83.0, 27th. The defensive side is where the number comes from — Florida State ranks 107th in finishing drives allowed and 107th in field position, so Alabama's drives start short and end in points. Florida State plays at the 9th-fastest tempo in the country, adding possessions to a game priced at 49.5.</w:t>
       </w:r>
     </w:p>
     <w:p>
@@ -2062,7 +2062,7 @@
         <w:spacing w:after="160" w:line="276"/>
       </w:pPr>
       <w:r>
-        <w:t xml:space="preserve">Charlotte scored 172 points in all of 2025, the lowest figure in these documents and 39 below the next (Nevada, 211), and ranks 132nd in seconds per play. The team-total sum is 43.5 against a book number of 52.5. Appalachian State's defense grades 82.5, the better of the two units on the field; their offense grades 67.3.</w:t>
+        <w:t xml:space="preserve">Charlotte scored 172 points in all of 2025 and ranks 132nd in seconds per play, with an offense grading 64.9, 113th in FBS. The team-total sum is 43.5 against a book number of 52.5. Appalachian State's defense grades 82.5, 57th nationally, against an offense grading 67.3, 103rd.</w:t>
       </w:r>
     </w:p>
     <w:p>
@@ -2086,7 +2086,7 @@
         <w:spacing w:after="160" w:line="276"/>
       </w:pPr>
       <w:r>
-        <w:t xml:space="preserve">Against the total: Charlotte's defense grades 61.2 and allowed 436 points in 2025, so Appalachian State should move the ball, and at a 17.5-point spread a rout leaves room for the Mountaineers to exceed their average. The number is effectively a bet that Charlotte's offense caps the game on its own.</w:t>
+        <w:t xml:space="preserve">Support: Charlotte's offense ranks 129th nationally in success rate, 131st in finishing drives and 123rd in havoc allowed, behind the 132nd-ranked tempo — slow, and unable to sustain or finish. Appalachian State's defense ranks 43rd in explosiveness allowed and 41st in havoc, so the big plays that would rescue Charlotte's scoring are the part of the profile App State handles best. The other side of the total is capped too: no Appalachian State quarterback separated through the spring game, and the roster carries 66 new faces.</w:t>
       </w:r>
     </w:p>
     <w:p>
@@ -2623,7 +2623,7 @@
         <w:spacing w:after="160" w:line="276"/>
       </w:pPr>
       <w:r>
-        <w:t xml:space="preserve">Against the total: UAB's defense grades 55.0, the worst defensive grade in these documents, and allowed 459 points in 2025 — the single strongest argument for the over. That grade describes the unit Grantham inherited rather than the one he is coaching, which is the case for the under holding. Both teams are 1-1 to the over this season.</w:t>
+        <w:t xml:space="preserve">Support: Louisiana's offense grades 65.1, 112th in FBS, and ranks 115th nationally in success rate, 114th in field position and 86th in finishing drives, with a passing grade of 49.1, 128th — the 325 points in 2025 came from volume, not efficiency. Their defense ranks 21st nationally in explosiveness allowed, which takes away the quickest route to a high total. Neither team plays fast, at tempo ranks of 96 and 71, and Jim Salgado's 39% blitz rate is built to produce negative plays rather than let drives run.</w:t>
       </w:r>
     </w:p>
     <w:p>

--- a/articles/Week3_Totals.docx
+++ b/articles/Week3_Totals.docx
@@ -23,7 +23,7 @@
           <w:sz w:val="21"/>
           <w:szCs w:val="21"/>
         </w:rPr>
-        <w:t xml:space="preserve">Week 3 · September 18–20, 2026</w:t>
+        <w:t xml:space="preserve">Week 3 · September 18-20, 2026</w:t>
       </w:r>
     </w:p>
     <w:p>
@@ -39,7 +39,7 @@
         <w:spacing w:after="160" w:line="276"/>
       </w:pPr>
       <w:r>
-        <w:t xml:space="preserve">Five totals where the market and the model number diverge. The predicted total is the sum of each team’s own expected-points rating — a pace-and-scoring-level measure, not an opponent-adjusted one.</w:t>
+        <w:t xml:space="preserve">Five totals where the market and the model number diverge. The predicted total is the sum of each team’s own expected points rating, a pace and scoring level measure rather than an opponent adjusted one.</w:t>
       </w:r>
     </w:p>
     <w:p>
@@ -47,7 +47,7 @@
         <w:spacing w:after="160" w:line="276"/>
       </w:pPr>
       <w:r>
-        <w:t xml:space="preserve">That distinction is now a filter. Both week-2 total losses came in blowouts — Nebraska laying 30.5, LSU laying 35 — where an opponent-blind sum cannot see a favourite running up a score its season average never contained. Across 138 rated games, the 28-point-and-up bucket leans Under by 2.22 points on average and 64% of the time, against roughly zero everywhere else. Nothing here is priced at a spread of 28 or more.</w:t>
+        <w:t xml:space="preserve">That distinction is now a filter. Both week 2 total losses came in blowouts, Nebraska laying 30.5 and LSU laying 35, where an opponent blind sum cannot see a favorite running up a score its season average never contained. Across 138 rated games, the 28-point-and-up bucket leans Under by 2.22 points on average and 64% of the time, against roughly zero everywhere else. Nothing here is priced at a spread of 28 or more.</w:t>
       </w:r>
     </w:p>
     <w:p>
@@ -55,7 +55,7 @@
         <w:spacing w:after="160" w:line="276"/>
       </w:pPr>
       <w:r>
-        <w:t xml:space="preserve">Scheme, coordinator and coach figures come from the team file (team_ratings_2025.csv): head-coach straight-up and against-the-spread records, coordinator scheme distributions, returning offensive line snaps and the per-team notes. Grades are 2025 PFF. Records marked “this season” are 2026 to date.</w:t>
+        <w:t xml:space="preserve">Scheme, coordinator and coach figures come from the team file (team_ratings_2025.csv): HC records straight up and against the spread, coordinator scheme distributions, returning OL snaps and the per-team notes. Grades are 2025 PFF, ranked out of the 136 graded FBS teams. Records marked “this season” are 2026 to date.</w:t>
       </w:r>
     </w:p>
     <w:p>
@@ -72,7 +72,7 @@
         <w:spacing w:after="40"/>
       </w:pPr>
       <w:r>
-        <w:t xml:space="preserve">East Carolina at Old Dominion — Over 48.5</w:t>
+        <w:t xml:space="preserve">East Carolina at Old Dominion, Over 48.5</w:t>
       </w:r>
     </w:p>
     <w:p>
@@ -243,7 +243,7 @@
                 <w:sz w:val="19"/>
                 <w:szCs w:val="19"/>
               </w:rPr>
-              <w:t xml:space="preserve">18.2 pts — largest on the board</w:t>
+              <w:t xml:space="preserve">18.2 pts, largest on the board</w:t>
             </w:r>
           </w:p>
         </w:tc>
@@ -451,7 +451,7 @@
         <w:spacing w:after="160" w:line="276"/>
       </w:pPr>
       <w:r>
-        <w:t xml:space="preserve">Both teams are top-ten nationally in seconds per play — Old Dominion 10th, East Carolina 8th — and both scored around 400 points in 2025. The team-total sum is 66.7 against a book number of 48.5, an 18.2-point gap and the largest total disagreement on the week-3 slate. The spread is 3 points.</w:t>
+        <w:t xml:space="preserve">Both teams are top 10 nationally in seconds per play, Old Dominion 10th and East Carolina 8th, and both scored around 400 points in 2025. Team totals sum to 66.7 against a book number of 48.5, an 18.2-point gap and the largest total disagreement on the week 3 slate. Spread is 3.</w:t>
       </w:r>
     </w:p>
     <w:p>
@@ -459,7 +459,7 @@
         <w:spacing w:after="160" w:line="276"/>
       </w:pPr>
       <w:r>
-        <w:t xml:space="preserve">Old Dominion is Ricky Rahne at 30-33 (47.6%) straight up and 33-27 against the spread. OC Kody Cook is in his third year under Rahne with Tennessee ties, and the file expects a wide-split spread built on RPO with dual-threat quarterbacks; DC Blake Seiler runs 3-3-5 and 3-2-6 fronts with a 33% blitz rate. The offense grades 76.0.</w:t>
+        <w:t xml:space="preserve">Old Dominion is Ricky Rahne, 30-33 SU (47.6%) and 33-27 ATS. OC Kody Cook is in his 3rd year under Rahne with ties to Heupel at Tennessee, and the file expects a wide split spread built on RPO with dual-threat QBs; DC Blake Seiler runs 3-3-5 and 3-2-6 fronts with a 33% blitz rate. Offense grades 76.0 (54th FBS). The defense returns its linebacker and secondary core: Mario Thompson, Koa Naotala, Jackson Forrest, Zion Frink, Daevon Iles, Brandon Crutchfield.</w:t>
       </w:r>
     </w:p>
     <w:p>
@@ -467,7 +467,7 @@
         <w:spacing w:after="160" w:line="276"/>
       </w:pPr>
       <w:r>
-        <w:t xml:space="preserve">East Carolina is Blake Harrell, 14-5 across 19 games as a head coach, but the file records a severe staff and roster drain: OC John David Baker left for Ole Miss and DC Josh Aldridge for USF, with Jordan Davis (North Texas) and Jordon Hankins taking over, and only a couple of 2025 starters return. The offense grades 74.6 and the line returns 974 snaps, 136th in FBS — effectively the least experienced returning offensive line in the country.</w:t>
+        <w:t xml:space="preserve">East Carolina is Blake Harrell, 14-5 in 19 games as a HC, but the brain drain was severe: OC John David Baker to Ole Miss, DC Josh Aldridge to USF, with Jordan Davis (North Texas) and Jordon Hankins taking over. Only a couple of 2025 starters return on the whole roster. Offense grades 74.6 (65th FBS). Returning OL snaps: 974 (136th FBS), effectively the least experienced returning line in the country.</w:t>
       </w:r>
     </w:p>
     <w:p>
@@ -475,7 +475,7 @@
         <w:spacing w:after="160" w:line="276"/>
       </w:pPr>
       <w:r>
-        <w:t xml:space="preserve">Support: both offenses grade above the national median — Old Dominion 76.0, 54th in FBS, and East Carolina 74.6, 65th — while the defenses give ground where it costs most. Old Dominion ranks 76th nationally in field position allowed and East Carolina 90th, so neither offense has to cover much ground. Kody Cook's wide-split spread and Blake Seiler's 33% blitz rate both add variance, and tempo ranks of 10th and 8th mean more possessions than a 48.5 total prices.</w:t>
+        <w:t xml:space="preserve">The support: both offenses grade above the national median, and the defenses give ground where it costs most. Old Dominion ranks 76th in Field Position allowed and East Carolina 90th, so neither offense has to cover much ground. Cook's wide split spread and Seiler's 33% blitz rate both add variance, and tempo ranks of 10th and 8th mean more possessions than a 48.5 total prices.</w:t>
       </w:r>
     </w:p>
     <w:p>
@@ -609,7 +609,7 @@
         <w:spacing w:after="40"/>
       </w:pPr>
       <w:r>
-        <w:t xml:space="preserve">Purdue at UCLA — Under 52.5</w:t>
+        <w:t xml:space="preserve">Purdue at UCLA, Under 52.5</w:t>
       </w:r>
     </w:p>
     <w:p>
@@ -988,7 +988,7 @@
         <w:spacing w:after="160" w:line="276"/>
       </w:pPr>
       <w:r>
-        <w:t xml:space="preserve">UCLA scored 218 points in 2025 and Purdue 225, and both offenses grade in the mid-60s — UCLA 65.6, 107th in FBS, Purdue 65.1, 111th. The team-total sum is 40.7 against a book number of 52.5. UCLA ranks 125th in seconds per play and Purdue 101st.</w:t>
+        <w:t xml:space="preserve">UCLA scored 218 points in 2025 and Purdue 225. Both offenses grade in the mid 60s: UCLA 65.6 (107th FBS), Purdue 65.1 (111th). Team totals sum to 40.7 against a book number of 52.5. UCLA ranks 125th in seconds per play, Purdue 101st.</w:t>
       </w:r>
     </w:p>
     <w:p>
@@ -996,7 +996,7 @@
         <w:spacing w:after="160" w:line="276"/>
       </w:pPr>
       <w:r>
-        <w:t xml:space="preserve">UCLA is Bob Chesney's first year from James Madison at 62-35 (63.9%) straight up, bringing both coordinators with him, so the 2025 scheme data belongs to the departed staff. QB Nico Iamaleava cut his pressure-to-sack rate from 25% at Tennessee to 18%, and RB Wayne Knight follows from James Madison with 1,800+ career yards. Receiver Mikey Matthews is ruled out for this game with a leg injury.</w:t>
+        <w:t xml:space="preserve">UCLA is Bob Chesney's first year in from James Madison, 62-35 SU (63.9%), and he brought both coordinators, so the 2025 scheme data belongs to the departed staff. QB Nico Iamaleava cut his pressure to sack ratio from 25% at Tennessee to 18%, and RB Wayne Knight follows from JMU with 1,800+ career yards at 3.8 yards after first contact. WR Mikey Matthews is ruled out for this game with a leg injury.</w:t>
       </w:r>
     </w:p>
     <w:p>
@@ -1004,7 +1004,7 @@
         <w:spacing w:after="160" w:line="276"/>
       </w:pPr>
       <w:r>
-        <w:t xml:space="preserve">Purdue is Barry Odom's second year at 46-43 (51.7%) straight up and 46-44 against the spread, with OC Josh Jenson running inside zone plus counter and power accents. QB Ryan Browne started every game in 2025 and finished with 9 touchdowns to 10 interceptions, nearly twice as many turnover-worthy plays as big-time throws, pressure on close to a third of his dropbacks and 16 sacks taken. DC Kevin Kane replaces six of the top seven tacklers.</w:t>
+        <w:t xml:space="preserve">Purdue is Barry Odom year 2, 46-43 SU (51.7%) and 46-44 ATS, with OC Josh Jenson running IZ plus the gap accents (Counter 13.6%, Power 11.1%). QB Ryan Browne started every game in 2025 and finished 9 TD to 10 INT with nearly twice as many turnover worthy plays as big time throws; nearly a third of his dropbacks came with pressure and he took 16 sacks. DC Kevin Kane replaces 6 of the top 7 tacklers.</w:t>
       </w:r>
     </w:p>
     <w:p>
@@ -1012,7 +1012,7 @@
         <w:spacing w:after="160" w:line="276"/>
       </w:pPr>
       <w:r>
-        <w:t xml:space="preserve">Support: neither offense finishes drives or starts with a short field. UCLA ranks 125th nationally in finishing drives and 129th in field position; Purdue is 121st and 111th. Both are explosiveness-poor as well — UCLA 115th, Purdue 78th — so points have to come from sustained drives that the finishing-drive ranks say neither team sustains. Purdue's quarterback took 16 sacks on a third of his dropbacks in 2025, which ends drives on its own, and the two tempo ranks put the possession count on the under's side.</w:t>
+        <w:t xml:space="preserve">The support: neither offense finishes drives or starts with a short field. UCLA is 125th in Finishing Drives and 129th in Field Position; Purdue is 121st and 111th. Both are explosiveness poor as well, UCLA 115th and Purdue 78th, so points have to come from sustained drives that the Finishing Drives ranks say neither team sustains. Browne taking 16 sacks on a third of his dropbacks ends drives on its own, and the two tempo ranks put the possession count on the under's side.</w:t>
       </w:r>
     </w:p>
     <w:p>
@@ -1146,7 +1146,7 @@
         <w:spacing w:after="40"/>
       </w:pPr>
       <w:r>
-        <w:t xml:space="preserve">Florida State at Alabama — Over 49.5</w:t>
+        <w:t xml:space="preserve">Florida State at Alabama, Over 49.5</w:t>
       </w:r>
     </w:p>
     <w:p>
@@ -1365,7 +1365,7 @@
                 <w:sz w:val="19"/>
                 <w:szCs w:val="19"/>
               </w:rPr>
-              <w:t xml:space="preserve">Alabama 83.0, Florida State 84.1</w:t>
+              <w:t xml:space="preserve">Alabama 83.0 (27th), Florida State 84.1 (21st)</w:t>
             </w:r>
           </w:p>
         </w:tc>
@@ -1509,7 +1509,7 @@
                 <w:sz w:val="19"/>
                 <w:szCs w:val="19"/>
               </w:rPr>
-              <w:t xml:space="preserve">104.1 ypg — 2nd-worst in SEC</w:t>
+              <w:t xml:space="preserve">104.1 ypg, 2nd worst in the SEC</w:t>
             </w:r>
           </w:p>
         </w:tc>
@@ -1525,7 +1525,7 @@
         <w:spacing w:after="160" w:line="276"/>
       </w:pPr>
       <w:r>
-        <w:t xml:space="preserve">These are the two best offensive grades among the totals here — Florida State 84.1, Alabama 83.0 — and Florida State ranks 9th nationally in seconds per play. The team-total sum is 58.8 against a book number of 49.5. Both teams cleared 390 points in 2025.</w:t>
+        <w:t xml:space="preserve">Best pair of offensive grades on the board: Florida State 84.1 (21st FBS) and Alabama 83.0 (27th), with Florida State 9th nationally in seconds per play. Team totals sum to 58.8 against a book number of 49.5. Both cleared 390 points in 2025.</w:t>
       </w:r>
     </w:p>
     <w:p>
@@ -1533,7 +1533,7 @@
         <w:spacing w:after="160" w:line="276"/>
       </w:pPr>
       <w:r>
-        <w:t xml:space="preserve">Florida State's 33.8% inside-zone commitment is the most committed in the ACC and produced 472.1 yards per game with 218.7 rushing, the program's best since 1995 — but that was Gus Malzahn's, and he retired in February. Tim Harris Jr. was promoted to coordinator with Mike Norvell taking play-calling. QB Ashton Daniels won the job after starting Auburn's final three games; across three years at Stanford and Auburn he has 30 big-time throws against 41 turnover-worthy plays and 17 fumbles. Florida State arrives off a bye.</w:t>
+        <w:t xml:space="preserve">Florida State's 33.8% IZ commitment is the most committed in the ACC and produced 472.1 ypg with 218.7 rushing, the best at FSU since 1995, but that was Gus Malzahn's and he retired in February. Tim Harris Jr. was promoted to OC with Mike Norvell taking play-calling. QB Ashton Daniels won the job after starting Auburn's final 3 games; dating to Stanford he carries 30 big time throws against 41 turnover worthy plays and 17 fumbles. FSU comes in off a bye.</w:t>
       </w:r>
     </w:p>
     <w:p>
@@ -1541,7 +1541,7 @@
         <w:spacing w:after="160" w:line="276"/>
       </w:pPr>
       <w:r>
-        <w:t xml:space="preserve">Alabama is Kalen DeBoer at 57-17 (77.0%) straight up and 37-31-3 against the spread, with Ryan Grubb in year three running a rhythm-and-timing pass game off zone action. The 2025 failure was the ground game at 104.1 rushing yards per game, second-worst in the SEC, which brought in new offensive line coach Adrian Klemm; the line returns 2,560 snaps, 112th in FBS, and the quarterback job is open between Austin Mack and Keelon Russell.</w:t>
+        <w:t xml:space="preserve">Alabama is Kalen DeBoer, 57-17 SU (77.0%) and 37-31-3 ATS, with OC Ryan Grubb in year 3 running rhythm and timing off zone action. The 2025 failure was the ground game at 104.1 rushing ypg, 2nd worst in the SEC, which brought in new OL coach Adrian Klemm from USC. Returning OL snaps: 2,560 (112th FBS). QB job is open between JR Austin Mack, with Grubb since Washington, and RS FR Keelon Russell.</w:t>
       </w:r>
     </w:p>
     <w:p>
@@ -1549,7 +1549,7 @@
         <w:spacing w:after="160" w:line="276"/>
       </w:pPr>
       <w:r>
-        <w:t xml:space="preserve">Support: Florida State's offense ranks 24th nationally in success rate and 18th in explosiveness, grading 84.1, 21st in FBS; Alabama's ranks 34th and 54th with 16th in field position and 30th in finishing drives, grading 83.0, 27th. The defensive side is where the number comes from — Florida State ranks 107th in finishing drives allowed and 107th in field position, so Alabama's drives start short and end in points. Florida State plays at the 9th-fastest tempo in the country, adding possessions to a game priced at 49.5.</w:t>
+        <w:t xml:space="preserve">The support: Florida State's offense is 24th in Success Rate and 18th in Explosiveness; Alabama's is 34th and 54th with 16th in Field Position and 30th in Finishing Drives. The defensive side is where the number comes from. Florida State ranks 107th in Finishing Drives allowed and 107th in Field Position, so Alabama's drives start short and end in points. FSU also plays the 9th fastest tempo in the country, which adds possessions to a game priced at 49.5.</w:t>
       </w:r>
     </w:p>
     <w:p>
@@ -1683,7 +1683,7 @@
         <w:spacing w:after="40"/>
       </w:pPr>
       <w:r>
-        <w:t xml:space="preserve">Charlotte at Appalachian State — Under 52.5</w:t>
+        <w:t xml:space="preserve">Charlotte at Appalachian State, Under 52.5</w:t>
       </w:r>
     </w:p>
     <w:p>
@@ -1950,7 +1950,7 @@
                 <w:sz w:val="19"/>
                 <w:szCs w:val="19"/>
               </w:rPr>
-              <w:t xml:space="preserve">82.5</w:t>
+              <w:t xml:space="preserve">82.5 (57th FBS)</w:t>
             </w:r>
           </w:p>
         </w:tc>
@@ -2062,7 +2062,7 @@
         <w:spacing w:after="160" w:line="276"/>
       </w:pPr>
       <w:r>
-        <w:t xml:space="preserve">Charlotte scored 172 points in all of 2025 and ranks 132nd in seconds per play, with an offense grading 64.9, 113th in FBS. The team-total sum is 43.5 against a book number of 52.5. Appalachian State's defense grades 82.5, 57th nationally, against an offense grading 67.3, 103rd.</w:t>
+        <w:t xml:space="preserve">Charlotte scored 172 points in all of 2025 and ranks 132nd in seconds per play, with an offense grading 64.9 (113th FBS). Team totals sum to 43.5 against a book number of 52.5. App State's defense grades 82.5 (57th) against an offense grading 67.3 (103rd).</w:t>
       </w:r>
     </w:p>
     <w:p>
@@ -2070,7 +2070,7 @@
         <w:spacing w:after="160" w:line="276"/>
       </w:pPr>
       <w:r>
-        <w:t xml:space="preserve">Charlotte is Tim Albin's second year with full staff continuity — OC Todd Fitch and DC Nate Faanes both back — at 34-30 (53.1%) straight up and 36-23-2 against the spread, but the quarterback room is a four-way competition between Conner Harrell, Grayson Loftis (1,415 yards, 8 touchdowns, 8 interceptions in seven starts) and Pitt transfer Cole Gonzales, inside an inside-zone offense at 26.9%. The roster took on 21 transfers among 46 new players.</w:t>
+        <w:t xml:space="preserve">Charlotte is Tim Albin year 2 with full staff continuity, OC Todd Fitch and DC Nate Faanes both back, 34-30 SU (53.1%) and 36-23-2 ATS. The QB room is a genuine four-man battle inside a stable IZ-based scheme (26.9%): Conner Harrell, Grayson Loftis (started 7 of the final 8, 1,415 yds, 8 TD, 8 INT) and Pitt transfer Cole Gonzales, a three-year FCS starter at Western Carolina. The roster took 21 transfers among 46 new players.</w:t>
       </w:r>
     </w:p>
     <w:p>
@@ -2078,7 +2078,7 @@
         <w:spacing w:after="160" w:line="276"/>
       </w:pPr>
       <w:r>
-        <w:t xml:space="preserve">Appalachian State is Dowell Loggains at 5-8 (38.5%) straight up and 5-7-1 against the spread. OC Mike Anthony comes off the Kendal Briles tree — jet sweep, wide zone, quick game hunting misaligned defenders — and DC DJ Smith runs a multiple 3-3-5 with a 23% blitz rate. No quarterback separated in the spring game among Malachi Singleton, Henry Hasselbeck and Tommy Ulatowski, and the roster carries 66 new faces.</w:t>
+        <w:t xml:space="preserve">Appalachian State is Dowell Loggains, 5-8 SU (38.5%) and 5-7-1 ATS. OC Mike Anthony's career derives from Kendal Briles, so expect jet sweep, wide zone and quick game concepts hunting misaligned defenders; DC DJ Smith runs a multiple 3-3-5, Cover 3 and Cover 1, with a 23% blitz rate. No QB separated at the Battle of the Rock spring game between Malachi Singleton, Henry Hasselbeck and Tommy Ulatowski, and the roster carries 66 new faces.</w:t>
       </w:r>
     </w:p>
     <w:p>
@@ -2086,7 +2086,7 @@
         <w:spacing w:after="160" w:line="276"/>
       </w:pPr>
       <w:r>
-        <w:t xml:space="preserve">Support: Charlotte's offense ranks 129th nationally in success rate, 131st in finishing drives and 123rd in havoc allowed, behind the 132nd-ranked tempo — slow, and unable to sustain or finish. Appalachian State's defense ranks 43rd in explosiveness allowed and 41st in havoc, so the big plays that would rescue Charlotte's scoring are the part of the profile App State handles best. The other side of the total is capped too: no Appalachian State quarterback separated through the spring game, and the roster carries 66 new faces.</w:t>
+        <w:t xml:space="preserve">The support: Charlotte's offense ranks 129th in Success Rate, 131st in Finishing Drives and 123rd in Havoc allowed behind that 132nd ranked tempo; slow, and unable to sustain or finish. App State's defense ranks 43rd in Explosiveness allowed and 41st in Havoc, so the big plays that would rescue Charlotte's scoring are the part of the profile App State handles best. The other side of the total is capped too, with no QB1 named and 66 new faces on the roster.</w:t>
       </w:r>
     </w:p>
     <w:p>
@@ -2220,7 +2220,7 @@
         <w:spacing w:after="40"/>
       </w:pPr>
       <w:r>
-        <w:t xml:space="preserve">UAB at Louisiana — Under 55.25</w:t>
+        <w:t xml:space="preserve">UAB at Louisiana, Under 55.25</w:t>
       </w:r>
     </w:p>
     <w:p>
@@ -2535,7 +2535,7 @@
                 <w:sz w:val="19"/>
                 <w:szCs w:val="19"/>
               </w:rPr>
-              <w:t xml:space="preserve">55.0</w:t>
+              <w:t xml:space="preserve">55.0 (136th FBS)</w:t>
             </w:r>
           </w:p>
         </w:tc>
@@ -2583,7 +2583,7 @@
                 <w:sz w:val="19"/>
                 <w:szCs w:val="19"/>
               </w:rPr>
-              <w:t xml:space="preserve">Todd Grantham — new for 2026</w:t>
+              <w:t xml:space="preserve">Todd Grantham, new for 2026</w:t>
             </w:r>
           </w:p>
         </w:tc>
@@ -2599,7 +2599,7 @@
         <w:spacing w:after="160" w:line="276"/>
       </w:pPr>
       <w:r>
-        <w:t xml:space="preserve">The team-total sum is 47.8 against a book number of 55.25, a 7.5-point gap and the smallest of the five. The spread is 7.5, which keeps this clear of the mismatch range where the total model is unreliable. Louisiana's offense grades 65.1 and scored 325 points in 2025; neither team plays fast, at tempo ranks of 96 and 71.</w:t>
+        <w:t xml:space="preserve">Team totals sum to 47.8 against a book number of 55.25, a 7.5-point gap and the smallest of the five. Spread is 7.5, which keeps this clear of the mismatch range where the total model is unreliable. Louisiana's offense grades 65.1 and scored 325 points in 2025; neither team plays fast, tempo ranks of 96 and 71.</w:t>
       </w:r>
     </w:p>
     <w:p>
@@ -2607,7 +2607,7 @@
         <w:spacing w:after="160" w:line="276"/>
       </w:pPr>
       <w:r>
-        <w:t xml:space="preserve">Louisiana is Michael Desormeaux at 29-25 (53.7%) straight up and 24-25 against the spread. OC Tim Leger's structure is still Napier-era — zone-read, run-first, play-action out of 11 and 12 personnel — and the file records a subpar 2025 air attack, a quarterback in Lunch Winfield held out of live spring work, an open running back room and an offensive line hit by injury through the spring. DC Jim Salgado runs a 4-2-5 Cover-3 with a 39% blitz rate, and the secondary is listed as the strongest unit after spring.</w:t>
+        <w:t xml:space="preserve">Louisiana is Michael Desormeaux, 29-25 SU (53.7%) and 24-25 ATS. OC Tim Leger's structure is still Napier-era: zone read, run first, play-action out of heavy 11 and 12 personnel. The file has a subpar 2025 air attack, QB Lunch Winfield held from live Spring play, a wide open RB room, the top two WRs held out of the Spring Game, and an OL littered with injury heading into Fall Camp. DC Jim Salgado runs a 4-2-5 Cover 3 with a 39% blitz rate, and the secondary graded out as the strongest unit after Spring.</w:t>
       </w:r>
     </w:p>
     <w:p>
@@ -2615,7 +2615,7 @@
         <w:spacing w:after="160" w:line="276"/>
       </w:pPr>
       <w:r>
-        <w:t xml:space="preserve">UAB is Alex Mortensen, made permanent after taking over from Trent Dilfer at 2-4, with QB Ryder Burton back and center Adam Lepkowski returning inside a line that brings back 4,250 snaps, 42nd in FBS. The defensive change is the one that matters for a total: Todd Grantham is the new coordinator, described in the file as a scheme-pedigree upgrade for the unit that has been the program's anchor problem.</w:t>
+        <w:t xml:space="preserve">UAB is Alex Mortensen, made permanent after going OC to interim when Trent Dilfer was fired at 2-4. QB Ryder Burton returns citing Mortensen as the reason he stayed, C Adam Lepkowski is one of the AAC's best, and returning OL snaps sit at 4,250 (42nd FBS). The change that matters for a total is on defense: Todd Grantham is the new DC, a scheme pedigree upgrade for the unit that has been the program's anchor problem.</w:t>
       </w:r>
     </w:p>
     <w:p>
@@ -2623,7 +2623,7 @@
         <w:spacing w:after="160" w:line="276"/>
       </w:pPr>
       <w:r>
-        <w:t xml:space="preserve">Support: Louisiana's offense grades 65.1, 112th in FBS, and ranks 115th nationally in success rate, 114th in field position and 86th in finishing drives, with a passing grade of 49.1, 128th — the 325 points in 2025 came from volume, not efficiency. Their defense ranks 21st nationally in explosiveness allowed, which takes away the quickest route to a high total. Neither team plays fast, at tempo ranks of 96 and 71, and Jim Salgado's 39% blitz rate is built to produce negative plays rather than let drives run.</w:t>
+        <w:t xml:space="preserve">The support: Louisiana's offense grades 65.1 (112th FBS) and ranks 115th in Success Rate, 114th in Field Position and 86th in Finishing Drives, with a passing grade of 49.1 (128th). The 325 points in 2025 came from volume, not efficiency. Their defense ranks 21st in Explosiveness allowed, which takes away the quickest route to a high total, and Salgado's 39% blitz rate is built to produce negative plays rather than let drives run. Neither team plays fast.</w:t>
       </w:r>
     </w:p>
     <w:p>

--- a/articles/Week3_Totals.docx
+++ b/articles/Week3_Totals.docx
@@ -475,7 +475,7 @@
         <w:spacing w:after="160" w:line="276"/>
       </w:pPr>
       <w:r>
-        <w:t xml:space="preserve">The support: both offenses grade above the national median, and the defenses give ground where it costs most. Old Dominion ranks 76th in Field Position allowed and East Carolina 90th, so neither offense has to cover much ground. Cook's wide split spread and Seiler's 33% blitz rate both add variance, and tempo ranks of 10th and 8th mean more possessions than a 48.5 total prices.</w:t>
+        <w:t xml:space="preserve">Both offenses grade above the national median, and the defenses give ground where it costs most. Old Dominion ranks 76th in Field Position allowed and East Carolina 90th, so neither offense has to cover much ground. Cook's wide split spread and Seiler's 33% blitz rate both add variance, and tempo ranks of 10th and 8th mean more possessions than a 48.5 total prices.</w:t>
       </w:r>
     </w:p>
     <w:p>
@@ -1012,7 +1012,7 @@
         <w:spacing w:after="160" w:line="276"/>
       </w:pPr>
       <w:r>
-        <w:t xml:space="preserve">The support: neither offense finishes drives or starts with a short field. UCLA is 125th in Finishing Drives and 129th in Field Position; Purdue is 121st and 111th. Both are explosiveness poor as well, UCLA 115th and Purdue 78th, so points have to come from sustained drives that the Finishing Drives ranks say neither team sustains. Browne taking 16 sacks on a third of his dropbacks ends drives on its own, and the two tempo ranks put the possession count on the under's side.</w:t>
+        <w:t xml:space="preserve">Neither offense finishes drives or starts with a short field. UCLA is 125th in Finishing Drives and 129th in Field Position; Purdue is 121st and 111th. Both are explosiveness poor as well, UCLA 115th and Purdue 78th, so points have to come from sustained drives that the Finishing Drives ranks say neither team sustains. Browne taking 16 sacks on a third of his dropbacks ends drives on its own, and the two tempo ranks put the possession count on the under's side.</w:t>
       </w:r>
     </w:p>
     <w:p>
@@ -1549,7 +1549,7 @@
         <w:spacing w:after="160" w:line="276"/>
       </w:pPr>
       <w:r>
-        <w:t xml:space="preserve">The support: Florida State's offense is 24th in Success Rate and 18th in Explosiveness; Alabama's is 34th and 54th with 16th in Field Position and 30th in Finishing Drives. The defensive side is where the number comes from. Florida State ranks 107th in Finishing Drives allowed and 107th in Field Position, so Alabama's drives start short and end in points. FSU also plays the 9th fastest tempo in the country, which adds possessions to a game priced at 49.5.</w:t>
+        <w:t xml:space="preserve">Florida State's offense is 24th in Success Rate and 18th in Explosiveness; Alabama's is 34th and 54th with 16th in Field Position and 30th in Finishing Drives. The defensive side is where the number comes from. Florida State ranks 107th in Finishing Drives allowed and 107th in Field Position, so Alabama's drives start short and end in points. FSU also plays the 9th fastest tempo in the country, which adds possessions to a game priced at 49.5.</w:t>
       </w:r>
     </w:p>
     <w:p>
@@ -2086,7 +2086,7 @@
         <w:spacing w:after="160" w:line="276"/>
       </w:pPr>
       <w:r>
-        <w:t xml:space="preserve">The support: Charlotte's offense ranks 129th in Success Rate, 131st in Finishing Drives and 123rd in Havoc allowed behind that 132nd ranked tempo; slow, and unable to sustain or finish. App State's defense ranks 43rd in Explosiveness allowed and 41st in Havoc, so the big plays that would rescue Charlotte's scoring are the part of the profile App State handles best. The other side of the total is capped too, with no QB1 named and 66 new faces on the roster.</w:t>
+        <w:t xml:space="preserve">Charlotte's offense ranks 129th in Success Rate, 131st in Finishing Drives and 123rd in Havoc allowed behind that 132nd ranked tempo; slow, and unable to sustain or finish. App State's defense ranks 43rd in Explosiveness allowed and 41st in Havoc, so the big plays that would rescue Charlotte's scoring are the part of the profile App State handles best. The other side of the total is capped too, with no QB1 named and 66 new faces on the roster.</w:t>
       </w:r>
     </w:p>
     <w:p>
@@ -2623,7 +2623,7 @@
         <w:spacing w:after="160" w:line="276"/>
       </w:pPr>
       <w:r>
-        <w:t xml:space="preserve">The support: Louisiana's offense grades 65.1 (112th FBS) and ranks 115th in Success Rate, 114th in Field Position and 86th in Finishing Drives, with a passing grade of 49.1 (128th). The 325 points in 2025 came from volume, not efficiency. Their defense ranks 21st in Explosiveness allowed, which takes away the quickest route to a high total, and Salgado's 39% blitz rate is built to produce negative plays rather than let drives run. Neither team plays fast.</w:t>
+        <w:t xml:space="preserve">Louisiana's offense grades 65.1 (112th FBS) and ranks 115th in Success Rate, 114th in Field Position and 86th in Finishing Drives, with a passing grade of 49.1 (128th). The 325 points in 2025 came from volume, not efficiency. Their defense ranks 21st in Explosiveness allowed, which takes away the quickest route to a high total, and Salgado's 39% blitz rate is built to produce negative plays rather than let drives run. Neither team plays fast.</w:t>
       </w:r>
     </w:p>
     <w:p>

--- a/articles/Week3_Totals.docx
+++ b/articles/Week3_Totals.docx
@@ -31,7 +31,7 @@
         <w:spacing w:after="160" w:line="276"/>
       </w:pPr>
       <w:r>
-        <w:t xml:space="preserve">Every figure here is verified against the underlying data, and each player's role, target or carry share and injury status against this week's reports. The ATS and over/under records in the hub's power table were 2022 figures until this week; they now come from TeamRankings and cover the current season.</w:t>
+        <w:t xml:space="preserve">Every figure here is verified against the underlying data, and each player's role, target or carry share and injury status against this week's reports. This card is re-picked on 2026 data: the model number now comes from the workbook's live 2026 power rating rather than the frozen preseason file the page used through week 2.</w:t>
       </w:r>
     </w:p>
     <w:p>
@@ -47,7 +47,7 @@
         <w:spacing w:after="160" w:line="276"/>
       </w:pPr>
       <w:r>
-        <w:t xml:space="preserve">That distinction is now a filter. Both week 2 total losses came in blowouts, Nebraska laying 30.5 and LSU laying 35, where an opponent blind sum cannot see a favorite running up a score its season average never contained. Across 138 rated games, the 28-point-and-up bucket leans Under by 2.22 points on average and 64% of the time, against roughly zero everywhere else. Nothing here is priced at a spread of 28 or more.</w:t>
+        <w:t xml:space="preserve">Two games of 2026 scoring is not a rating on its own. Raw, the column had Mississippi State at 45.9 points a game and South Carolina at 41.2, projecting their game at 87.1 against a book total of 58.5, a 28.6-point "edge" that is really two teams who have played nobody. Each team total is now regressed toward the slate mean by games played, w = n / (n + 4), the same shrinkage the player projections already use, which puts a 2-0 team at one third its own number and moves toward its own scoring as the season fills in.</w:t>
       </w:r>
     </w:p>
     <w:p>
@@ -55,7 +55,15 @@
         <w:spacing w:after="160" w:line="276"/>
       </w:pPr>
       <w:r>
-        <w:t xml:space="preserve">Scheme, coordinator and coach figures come from the team file (team_ratings_2025.csv): HC records straight up and against the spread, coordinator scheme distributions, returning OL snaps and the per-team notes. Grades are 2025 PFF, ranked out of the 136 graded FBS teams. Records marked “this season” are 2026 to date.</w:t>
+        <w:t xml:space="preserve">The blowout filter still applies. Both week 2 total losses came in blowouts, and across 138 rated games the 28-point-and-up bucket leans Under by 2.22 points on average and 64% of the time, against roughly zero everywhere else. Nothing here is priced at a spread of 28 or more.</w:t>
+      </w:r>
+    </w:p>
+    <w:p>
+      <w:pPr>
+        <w:spacing w:after="160" w:line="276"/>
+      </w:pPr>
+      <w:r>
+        <w:t xml:space="preserve">Ratings and the Five Factors come from the 2026 workbook (SP+, TAN, team totals, and the CFBData26 season-to-date ranks, out of 138 teams). Player lines are 2026 PFF season to date. Records, ATS and over/under are TeamRankings, 2026 to date. Nothing on this page is a preseason projection.</w:t>
       </w:r>
     </w:p>
     <w:p>
@@ -72,7 +80,7 @@
         <w:spacing w:after="40"/>
       </w:pPr>
       <w:r>
-        <w:t xml:space="preserve">East Carolina at Old Dominion, Over 48.5</w:t>
+        <w:t xml:space="preserve">Colorado at Northwestern, Over 48.0</w:t>
       </w:r>
     </w:p>
     <w:p>
@@ -85,7 +93,7 @@
           <w:sz w:val="21"/>
           <w:szCs w:val="21"/>
         </w:rPr>
-        <w:t xml:space="preserve">East Carolina Pirates @ Old Dominion Monarchs</w:t>
+        <w:t xml:space="preserve">Colorado Buffaloes @ Northwestern Wildcats</w:t>
       </w:r>
     </w:p>
     <w:tbl>
@@ -147,7 +155,7 @@
                 <w:sz w:val="19"/>
                 <w:szCs w:val="19"/>
               </w:rPr>
-              <w:t xml:space="preserve">48.5</w:t>
+              <w:t xml:space="preserve">48.0</w:t>
             </w:r>
           </w:p>
         </w:tc>
@@ -195,7 +203,7 @@
                 <w:sz w:val="19"/>
                 <w:szCs w:val="19"/>
               </w:rPr>
-              <w:t xml:space="preserve">66.7</w:t>
+              <w:t xml:space="preserve">57.1</w:t>
             </w:r>
           </w:p>
         </w:tc>
@@ -243,7 +251,7 @@
                 <w:sz w:val="19"/>
                 <w:szCs w:val="19"/>
               </w:rPr>
-              <w:t xml:space="preserve">18.2 pts, largest on the board</w:t>
+              <w:t xml:space="preserve">9.1 pts</w:t>
             </w:r>
           </w:p>
         </w:tc>
@@ -268,6 +276,150 @@
                 <w:sz w:val="19"/>
                 <w:szCs w:val="19"/>
               </w:rPr>
+              <w:t xml:space="preserve">Game spread</w:t>
+            </w:r>
+          </w:p>
+        </w:tc>
+        <w:tc>
+          <w:tcPr>
+            <w:tcW w:type="dxa" w:w="6250"/>
+            <w:shd w:fill="F4F5F7" w:val="clear"/>
+            <w:tcMar>
+              <w:top w:type="dxa" w:w="60"/>
+              <w:left w:type="dxa" w:w="120"/>
+              <w:bottom w:type="dxa" w:w="60"/>
+              <w:right w:type="dxa" w:w="120"/>
+            </w:tcMar>
+          </w:tcPr>
+          <w:p>
+            <w:r>
+              <w:rPr>
+                <w:b/>
+                <w:bCs/>
+                <w:sz w:val="19"/>
+                <w:szCs w:val="19"/>
+              </w:rPr>
+              <w:t xml:space="preserve">-3.5</w:t>
+            </w:r>
+          </w:p>
+        </w:tc>
+      </w:tr>
+      <w:tr>
+        <w:tc>
+          <w:tcPr>
+            <w:tcW w:type="dxa" w:w="3830"/>
+            <w:shd w:fill="FFFFFF" w:val="clear"/>
+            <w:tcMar>
+              <w:top w:type="dxa" w:w="60"/>
+              <w:left w:type="dxa" w:w="120"/>
+              <w:bottom w:type="dxa" w:w="60"/>
+              <w:right w:type="dxa" w:w="120"/>
+            </w:tcMar>
+          </w:tcPr>
+          <w:p>
+            <w:r>
+              <w:rPr>
+                <w:b w:val="false"/>
+                <w:bCs w:val="false"/>
+                <w:sz w:val="19"/>
+                <w:szCs w:val="19"/>
+              </w:rPr>
+              <w:t xml:space="preserve">Northwestern 2026</w:t>
+            </w:r>
+          </w:p>
+        </w:tc>
+        <w:tc>
+          <w:tcPr>
+            <w:tcW w:type="dxa" w:w="6250"/>
+            <w:shd w:fill="FFFFFF" w:val="clear"/>
+            <w:tcMar>
+              <w:top w:type="dxa" w:w="60"/>
+              <w:left w:type="dxa" w:w="120"/>
+              <w:bottom w:type="dxa" w:w="60"/>
+              <w:right w:type="dxa" w:w="120"/>
+            </w:tcMar>
+          </w:tcPr>
+          <w:p>
+            <w:r>
+              <w:rPr>
+                <w:b/>
+                <w:bCs/>
+                <w:sz w:val="19"/>
+                <w:szCs w:val="19"/>
+              </w:rPr>
+              <w:t xml:space="preserve">13th in Explosiveness, 100th in Success Rate allowed</w:t>
+            </w:r>
+          </w:p>
+        </w:tc>
+      </w:tr>
+      <w:tr>
+        <w:tc>
+          <w:tcPr>
+            <w:tcW w:type="dxa" w:w="3830"/>
+            <w:shd w:fill="F4F5F7" w:val="clear"/>
+            <w:tcMar>
+              <w:top w:type="dxa" w:w="60"/>
+              <w:left w:type="dxa" w:w="120"/>
+              <w:bottom w:type="dxa" w:w="60"/>
+              <w:right w:type="dxa" w:w="120"/>
+            </w:tcMar>
+          </w:tcPr>
+          <w:p>
+            <w:r>
+              <w:rPr>
+                <w:b w:val="false"/>
+                <w:bCs w:val="false"/>
+                <w:sz w:val="19"/>
+                <w:szCs w:val="19"/>
+              </w:rPr>
+              <w:t xml:space="preserve">Colorado QB</w:t>
+            </w:r>
+          </w:p>
+        </w:tc>
+        <w:tc>
+          <w:tcPr>
+            <w:tcW w:type="dxa" w:w="6250"/>
+            <w:shd w:fill="F4F5F7" w:val="clear"/>
+            <w:tcMar>
+              <w:top w:type="dxa" w:w="60"/>
+              <w:left w:type="dxa" w:w="120"/>
+              <w:bottom w:type="dxa" w:w="60"/>
+              <w:right w:type="dxa" w:w="120"/>
+            </w:tcMar>
+          </w:tcPr>
+          <w:p>
+            <w:r>
+              <w:rPr>
+                <w:b/>
+                <w:bCs/>
+                <w:sz w:val="19"/>
+                <w:szCs w:val="19"/>
+              </w:rPr>
+              <w:t xml:space="preserve">Julian Lewis, 490 yds, 5 TD / 0 INT, 9.8 ypa</w:t>
+            </w:r>
+          </w:p>
+        </w:tc>
+      </w:tr>
+      <w:tr>
+        <w:tc>
+          <w:tcPr>
+            <w:tcW w:type="dxa" w:w="3830"/>
+            <w:shd w:fill="FFFFFF" w:val="clear"/>
+            <w:tcMar>
+              <w:top w:type="dxa" w:w="60"/>
+              <w:left w:type="dxa" w:w="120"/>
+              <w:bottom w:type="dxa" w:w="60"/>
+              <w:right w:type="dxa" w:w="120"/>
+            </w:tcMar>
+          </w:tcPr>
+          <w:p>
+            <w:r>
+              <w:rPr>
+                <w:b w:val="false"/>
+                <w:bCs w:val="false"/>
+                <w:sz w:val="19"/>
+                <w:szCs w:val="19"/>
+              </w:rPr>
               <w:t xml:space="preserve">Tempo ranks</w:t>
             </w:r>
           </w:p>
@@ -275,167 +427,23 @@
         <w:tc>
           <w:tcPr>
             <w:tcW w:type="dxa" w:w="6250"/>
-            <w:shd w:fill="F4F5F7" w:val="clear"/>
-            <w:tcMar>
-              <w:top w:type="dxa" w:w="60"/>
-              <w:left w:type="dxa" w:w="120"/>
-              <w:bottom w:type="dxa" w:w="60"/>
-              <w:right w:type="dxa" w:w="120"/>
-            </w:tcMar>
-          </w:tcPr>
-          <w:p>
-            <w:r>
-              <w:rPr>
-                <w:b/>
-                <w:bCs/>
-                <w:sz w:val="19"/>
-                <w:szCs w:val="19"/>
-              </w:rPr>
-              <w:t xml:space="preserve">ODU 10th, ECU 8th</w:t>
-            </w:r>
-          </w:p>
-        </w:tc>
-      </w:tr>
-      <w:tr>
-        <w:tc>
-          <w:tcPr>
-            <w:tcW w:type="dxa" w:w="3830"/>
-            <w:shd w:fill="FFFFFF" w:val="clear"/>
-            <w:tcMar>
-              <w:top w:type="dxa" w:w="60"/>
-              <w:left w:type="dxa" w:w="120"/>
-              <w:bottom w:type="dxa" w:w="60"/>
-              <w:right w:type="dxa" w:w="120"/>
-            </w:tcMar>
-          </w:tcPr>
-          <w:p>
-            <w:r>
-              <w:rPr>
-                <w:b w:val="false"/>
-                <w:bCs w:val="false"/>
-                <w:sz w:val="19"/>
-                <w:szCs w:val="19"/>
-              </w:rPr>
-              <w:t xml:space="preserve">2025 scoring</w:t>
-            </w:r>
-          </w:p>
-        </w:tc>
-        <w:tc>
-          <w:tcPr>
-            <w:tcW w:type="dxa" w:w="6250"/>
-            <w:shd w:fill="FFFFFF" w:val="clear"/>
-            <w:tcMar>
-              <w:top w:type="dxa" w:w="60"/>
-              <w:left w:type="dxa" w:w="120"/>
-              <w:bottom w:type="dxa" w:w="60"/>
-              <w:right w:type="dxa" w:w="120"/>
-            </w:tcMar>
-          </w:tcPr>
-          <w:p>
-            <w:r>
-              <w:rPr>
-                <w:b/>
-                <w:bCs/>
-                <w:sz w:val="19"/>
-                <w:szCs w:val="19"/>
-              </w:rPr>
-              <w:t xml:space="preserve">ODU 392 PF, ECU 402 PF</w:t>
-            </w:r>
-          </w:p>
-        </w:tc>
-      </w:tr>
-      <w:tr>
-        <w:tc>
-          <w:tcPr>
-            <w:tcW w:type="dxa" w:w="3830"/>
-            <w:shd w:fill="F4F5F7" w:val="clear"/>
-            <w:tcMar>
-              <w:top w:type="dxa" w:w="60"/>
-              <w:left w:type="dxa" w:w="120"/>
-              <w:bottom w:type="dxa" w:w="60"/>
-              <w:right w:type="dxa" w:w="120"/>
-            </w:tcMar>
-          </w:tcPr>
-          <w:p>
-            <w:r>
-              <w:rPr>
-                <w:b w:val="false"/>
-                <w:bCs w:val="false"/>
-                <w:sz w:val="19"/>
-                <w:szCs w:val="19"/>
-              </w:rPr>
-              <w:t xml:space="preserve">Game spread</w:t>
-            </w:r>
-          </w:p>
-        </w:tc>
-        <w:tc>
-          <w:tcPr>
-            <w:tcW w:type="dxa" w:w="6250"/>
-            <w:shd w:fill="F4F5F7" w:val="clear"/>
-            <w:tcMar>
-              <w:top w:type="dxa" w:w="60"/>
-              <w:left w:type="dxa" w:w="120"/>
-              <w:bottom w:type="dxa" w:w="60"/>
-              <w:right w:type="dxa" w:w="120"/>
-            </w:tcMar>
-          </w:tcPr>
-          <w:p>
-            <w:r>
-              <w:rPr>
-                <w:b/>
-                <w:bCs/>
-                <w:sz w:val="19"/>
-                <w:szCs w:val="19"/>
-              </w:rPr>
-              <w:t xml:space="preserve">-3.0</w:t>
-            </w:r>
-          </w:p>
-        </w:tc>
-      </w:tr>
-      <w:tr>
-        <w:tc>
-          <w:tcPr>
-            <w:tcW w:type="dxa" w:w="3830"/>
-            <w:shd w:fill="FFFFFF" w:val="clear"/>
-            <w:tcMar>
-              <w:top w:type="dxa" w:w="60"/>
-              <w:left w:type="dxa" w:w="120"/>
-              <w:bottom w:type="dxa" w:w="60"/>
-              <w:right w:type="dxa" w:w="120"/>
-            </w:tcMar>
-          </w:tcPr>
-          <w:p>
-            <w:r>
-              <w:rPr>
-                <w:b w:val="false"/>
-                <w:bCs w:val="false"/>
-                <w:sz w:val="19"/>
-                <w:szCs w:val="19"/>
-              </w:rPr>
-              <w:t xml:space="preserve">ECU returning OL snaps</w:t>
-            </w:r>
-          </w:p>
-        </w:tc>
-        <w:tc>
-          <w:tcPr>
-            <w:tcW w:type="dxa" w:w="6250"/>
-            <w:shd w:fill="FFFFFF" w:val="clear"/>
-            <w:tcMar>
-              <w:top w:type="dxa" w:w="60"/>
-              <w:left w:type="dxa" w:w="120"/>
-              <w:bottom w:type="dxa" w:w="60"/>
-              <w:right w:type="dxa" w:w="120"/>
-            </w:tcMar>
-          </w:tcPr>
-          <w:p>
-            <w:r>
-              <w:rPr>
-                <w:b/>
-                <w:bCs/>
-                <w:sz w:val="19"/>
-                <w:szCs w:val="19"/>
-              </w:rPr>
-              <w:t xml:space="preserve">974 (136th FBS)</w:t>
+            <w:shd w:fill="FFFFFF" w:val="clear"/>
+            <w:tcMar>
+              <w:top w:type="dxa" w:w="60"/>
+              <w:left w:type="dxa" w:w="120"/>
+              <w:bottom w:type="dxa" w:w="60"/>
+              <w:right w:type="dxa" w:w="120"/>
+            </w:tcMar>
+          </w:tcPr>
+          <w:p>
+            <w:r>
+              <w:rPr>
+                <w:b/>
+                <w:bCs/>
+                <w:sz w:val="19"/>
+                <w:szCs w:val="19"/>
+              </w:rPr>
+              <w:t xml:space="preserve">Colorado 41st, Northwestern 84th</w:t>
             </w:r>
           </w:p>
         </w:tc>
@@ -451,7 +459,7 @@
         <w:spacing w:after="160" w:line="276"/>
       </w:pPr>
       <w:r>
-        <w:t xml:space="preserve">Both teams are top 10 nationally in seconds per play, Old Dominion 10th and East Carolina 8th, and both scored around 400 points in 2025. Team totals sum to 66.7 against a book number of 48.5, an 18.2-point gap and the largest total disagreement on the week 3 slate. Spread is 3.</w:t>
+        <w:t xml:space="preserve">Team totals sum to 57.1 against a book number of 48.0, a 9.1-point gap, tied for the largest on the board. The spread is 3.5, which keeps this in the near pick'em range where the total model is at its most reliable.</w:t>
       </w:r>
     </w:p>
     <w:p>
@@ -459,7 +467,7 @@
         <w:spacing w:after="160" w:line="276"/>
       </w:pPr>
       <w:r>
-        <w:t xml:space="preserve">Old Dominion is Ricky Rahne, 30-33 SU (47.6%) and 33-27 ATS. OC Kody Cook is in his 3rd year under Rahne with ties to Heupel at Tennessee, and the file expects a wide split spread built on RPO with dual-threat QBs; DC Blake Seiler runs 3-3-5 and 3-2-6 fronts with a 33% blitz rate. Offense grades 76.0 (54th FBS). The defense returns its linebacker and secondary core: Mario Thompson, Koa Naotala, Jackson Forrest, Zion Frink, Daevon Iles, Brandon Crutchfield.</w:t>
+        <w:t xml:space="preserve">Both defenses have been soft where it shows up on a total. Northwestern ranks 100th in Success Rate allowed and 115th in Field Position; Colorado is 45th in Success Rate but 118th in Explosiveness allowed, so the big play is available to both sides. Northwestern has 16 pressures and 2 sacks in its one game, the lightest rush on the board.</w:t>
       </w:r>
     </w:p>
     <w:p>
@@ -467,7 +475,7 @@
         <w:spacing w:after="160" w:line="276"/>
       </w:pPr>
       <w:r>
-        <w:t xml:space="preserve">East Carolina is Blake Harrell, 14-5 in 19 games as a HC, but the brain drain was severe: OC John David Baker to Ole Miss, DC Josh Aldridge to USF, with Jordan Davis (North Texas) and Jordon Hankins taking over. Only a couple of 2025 starters return on the whole roster. Offense grades 74.6 (65th FBS). Returning OL snaps: 974 (136th FBS), effectively the least experienced returning line in the country.</w:t>
+        <w:t xml:space="preserve">Colorado's passing game has been productive and clean. QB Julian Lewis has 490 yards at 9.8 ypa with 5 TDs and no interceptions on a 128 rating, WR Joseph Williams is at 4.06 yprr on a 16.8 aDOT and DeAndre Moore Jr. at 3.43, and the line has allowed 9 pressures and no sacks in 455 pass block snaps. The one caution in their profile is red zone conversion, 115th in Finishing Drives.</w:t>
       </w:r>
     </w:p>
     <w:p>
@@ -475,7 +483,7 @@
         <w:spacing w:after="160" w:line="276"/>
       </w:pPr>
       <w:r>
-        <w:t xml:space="preserve">Both offenses grade above the national median, and the defenses give ground where it costs most. Old Dominion ranks 76th in Field Position allowed and East Carolina 90th, so neither offense has to cover much ground. Cook's wide split spread and Seiler's 33% blitz rate both add variance, and tempo ranks of 10th and 8th mean more possessions than a 48.5 total prices.</w:t>
+        <w:t xml:space="preserve">Northwestern's offense ranks 34th in Success Rate and 13th in Explosiveness behind QB Aidan Chiles at 11.4 ypa, with RB Gavin Sawchuk at 8.6 a carry on a 79.6 grade. Colorado plays at 25.9 seconds per snap, 41st, against Northwestern at 28.2, so the faster team is also the one with the deep passing game. Both sides have gone over in their games.</w:t>
       </w:r>
     </w:p>
     <w:p>
@@ -545,7 +553,7 @@
       <w:r>
         <w:drawing>
           <wp:inline distT="0" distB="0" distL="0" distR="0">
-            <wp:extent cx="6400800" cy="6953250"/>
+            <wp:extent cx="6400800" cy="6848475"/>
             <wp:effectExtent t="0" r="0" b="0" l="0"/>
             <wp:docPr id="1" name="" descr="" title=""/>
             <wp:cNvGraphicFramePr>
@@ -570,7 +578,7 @@
                   <pic:spPr bwMode="auto">
                     <a:xfrm>
                       <a:off x="0" y="0"/>
-                      <a:ext cx="6400800" cy="6953250"/>
+                      <a:ext cx="6400800" cy="6848475"/>
                     </a:xfrm>
                     <a:prstGeom prst="rect">
                       <a:avLst/>
@@ -609,7 +617,7 @@
         <w:spacing w:after="40"/>
       </w:pPr>
       <w:r>
-        <w:t xml:space="preserve">Purdue at UCLA, Under 52.5</w:t>
+        <w:t xml:space="preserve">North Texas at Texas State, Under 62.5</w:t>
       </w:r>
     </w:p>
     <w:p>
@@ -622,7 +630,7 @@
           <w:sz w:val="21"/>
           <w:szCs w:val="21"/>
         </w:rPr>
-        <w:t xml:space="preserve">Purdue Boilermakers @ UCLA Bruins</w:t>
+        <w:t xml:space="preserve">North Texas Mean Green @ Texas State Bobcats</w:t>
       </w:r>
     </w:p>
     <w:tbl>
@@ -684,7 +692,7 @@
                 <w:sz w:val="19"/>
                 <w:szCs w:val="19"/>
               </w:rPr>
-              <w:t xml:space="preserve">52.5</w:t>
+              <w:t xml:space="preserve">62.5</w:t>
             </w:r>
           </w:p>
         </w:tc>
@@ -732,7 +740,7 @@
                 <w:sz w:val="19"/>
                 <w:szCs w:val="19"/>
               </w:rPr>
-              <w:t xml:space="preserve">40.7</w:t>
+              <w:t xml:space="preserve">53.4</w:t>
             </w:r>
           </w:p>
         </w:tc>
@@ -780,7 +788,7 @@
                 <w:sz w:val="19"/>
                 <w:szCs w:val="19"/>
               </w:rPr>
-              <w:t xml:space="preserve">11.8 pts</w:t>
+              <w:t xml:space="preserve">9.1 pts</w:t>
             </w:r>
           </w:p>
         </w:tc>
@@ -805,7 +813,7 @@
                 <w:sz w:val="19"/>
                 <w:szCs w:val="19"/>
               </w:rPr>
-              <w:t xml:space="preserve">Tempo ranks</w:t>
+              <w:t xml:space="preserve">Game spread</w:t>
             </w:r>
           </w:p>
         </w:tc>
@@ -828,55 +836,55 @@
                 <w:sz w:val="19"/>
                 <w:szCs w:val="19"/>
               </w:rPr>
-              <w:t xml:space="preserve">UCLA 125th, Purdue 101st</w:t>
-            </w:r>
-          </w:p>
-        </w:tc>
-      </w:tr>
-      <w:tr>
-        <w:tc>
-          <w:tcPr>
-            <w:tcW w:type="dxa" w:w="3830"/>
-            <w:shd w:fill="FFFFFF" w:val="clear"/>
-            <w:tcMar>
-              <w:top w:type="dxa" w:w="60"/>
-              <w:left w:type="dxa" w:w="120"/>
-              <w:bottom w:type="dxa" w:w="60"/>
-              <w:right w:type="dxa" w:w="120"/>
-            </w:tcMar>
-          </w:tcPr>
-          <w:p>
-            <w:r>
-              <w:rPr>
-                <w:b w:val="false"/>
-                <w:bCs w:val="false"/>
-                <w:sz w:val="19"/>
-                <w:szCs w:val="19"/>
-              </w:rPr>
-              <w:t xml:space="preserve">2025 scoring</w:t>
-            </w:r>
-          </w:p>
-        </w:tc>
-        <w:tc>
-          <w:tcPr>
-            <w:tcW w:type="dxa" w:w="6250"/>
-            <w:shd w:fill="FFFFFF" w:val="clear"/>
-            <w:tcMar>
-              <w:top w:type="dxa" w:w="60"/>
-              <w:left w:type="dxa" w:w="120"/>
-              <w:bottom w:type="dxa" w:w="60"/>
-              <w:right w:type="dxa" w:w="120"/>
-            </w:tcMar>
-          </w:tcPr>
-          <w:p>
-            <w:r>
-              <w:rPr>
-                <w:b/>
-                <w:bCs/>
-                <w:sz w:val="19"/>
-                <w:szCs w:val="19"/>
-              </w:rPr>
-              <w:t xml:space="preserve">UCLA 218 PF, Purdue 225 PF</w:t>
+              <w:t xml:space="preserve">-2.5</w:t>
+            </w:r>
+          </w:p>
+        </w:tc>
+      </w:tr>
+      <w:tr>
+        <w:tc>
+          <w:tcPr>
+            <w:tcW w:type="dxa" w:w="3830"/>
+            <w:shd w:fill="FFFFFF" w:val="clear"/>
+            <w:tcMar>
+              <w:top w:type="dxa" w:w="60"/>
+              <w:left w:type="dxa" w:w="120"/>
+              <w:bottom w:type="dxa" w:w="60"/>
+              <w:right w:type="dxa" w:w="120"/>
+            </w:tcMar>
+          </w:tcPr>
+          <w:p>
+            <w:r>
+              <w:rPr>
+                <w:b w:val="false"/>
+                <w:bCs w:val="false"/>
+                <w:sz w:val="19"/>
+                <w:szCs w:val="19"/>
+              </w:rPr>
+              <w:t xml:space="preserve">Texas State 2026</w:t>
+            </w:r>
+          </w:p>
+        </w:tc>
+        <w:tc>
+          <w:tcPr>
+            <w:tcW w:type="dxa" w:w="6250"/>
+            <w:shd w:fill="FFFFFF" w:val="clear"/>
+            <w:tcMar>
+              <w:top w:type="dxa" w:w="60"/>
+              <w:left w:type="dxa" w:w="120"/>
+              <w:bottom w:type="dxa" w:w="60"/>
+              <w:right w:type="dxa" w:w="120"/>
+            </w:tcMar>
+          </w:tcPr>
+          <w:p>
+            <w:r>
+              <w:rPr>
+                <w:b/>
+                <w:bCs/>
+                <w:sz w:val="19"/>
+                <w:szCs w:val="19"/>
+              </w:rPr>
+              <w:t xml:space="preserve">0-2, 120th in Finishing Drives, 3 INTs from the QB</w:t>
             </w:r>
           </w:p>
         </w:tc>
@@ -901,7 +909,7 @@
                 <w:sz w:val="19"/>
                 <w:szCs w:val="19"/>
               </w:rPr>
-              <w:t xml:space="preserve">Game spread</w:t>
+              <w:t xml:space="preserve">North Texas 2026</w:t>
             </w:r>
           </w:p>
         </w:tc>
@@ -924,55 +932,55 @@
                 <w:sz w:val="19"/>
                 <w:szCs w:val="19"/>
               </w:rPr>
-              <w:t xml:space="preserve">-14.0</w:t>
-            </w:r>
-          </w:p>
-        </w:tc>
-      </w:tr>
-      <w:tr>
-        <w:tc>
-          <w:tcPr>
-            <w:tcW w:type="dxa" w:w="3830"/>
-            <w:shd w:fill="FFFFFF" w:val="clear"/>
-            <w:tcMar>
-              <w:top w:type="dxa" w:w="60"/>
-              <w:left w:type="dxa" w:w="120"/>
-              <w:bottom w:type="dxa" w:w="60"/>
-              <w:right w:type="dxa" w:w="120"/>
-            </w:tcMar>
-          </w:tcPr>
-          <w:p>
-            <w:r>
-              <w:rPr>
-                <w:b w:val="false"/>
-                <w:bCs w:val="false"/>
-                <w:sz w:val="19"/>
-                <w:szCs w:val="19"/>
-              </w:rPr>
-              <w:t xml:space="preserve">Purdue QB 2025</w:t>
-            </w:r>
-          </w:p>
-        </w:tc>
-        <w:tc>
-          <w:tcPr>
-            <w:tcW w:type="dxa" w:w="6250"/>
-            <w:shd w:fill="FFFFFF" w:val="clear"/>
-            <w:tcMar>
-              <w:top w:type="dxa" w:w="60"/>
-              <w:left w:type="dxa" w:w="120"/>
-              <w:bottom w:type="dxa" w:w="60"/>
-              <w:right w:type="dxa" w:w="120"/>
-            </w:tcMar>
-          </w:tcPr>
-          <w:p>
-            <w:r>
-              <w:rPr>
-                <w:b/>
-                <w:bCs/>
-                <w:sz w:val="19"/>
-                <w:szCs w:val="19"/>
-              </w:rPr>
-              <w:t xml:space="preserve">9 TD / 10 INT, 16 sacks taken</w:t>
+              <w:t xml:space="preserve">98th in Success Rate, 59th in Finishing Drives</w:t>
+            </w:r>
+          </w:p>
+        </w:tc>
+      </w:tr>
+      <w:tr>
+        <w:tc>
+          <w:tcPr>
+            <w:tcW w:type="dxa" w:w="3830"/>
+            <w:shd w:fill="FFFFFF" w:val="clear"/>
+            <w:tcMar>
+              <w:top w:type="dxa" w:w="60"/>
+              <w:left w:type="dxa" w:w="120"/>
+              <w:bottom w:type="dxa" w:w="60"/>
+              <w:right w:type="dxa" w:w="120"/>
+            </w:tcMar>
+          </w:tcPr>
+          <w:p>
+            <w:r>
+              <w:rPr>
+                <w:b w:val="false"/>
+                <w:bCs w:val="false"/>
+                <w:sz w:val="19"/>
+                <w:szCs w:val="19"/>
+              </w:rPr>
+              <w:t xml:space="preserve">Texas State tempo</w:t>
+            </w:r>
+          </w:p>
+        </w:tc>
+        <w:tc>
+          <w:tcPr>
+            <w:tcW w:type="dxa" w:w="6250"/>
+            <w:shd w:fill="FFFFFF" w:val="clear"/>
+            <w:tcMar>
+              <w:top w:type="dxa" w:w="60"/>
+              <w:left w:type="dxa" w:w="120"/>
+              <w:bottom w:type="dxa" w:w="60"/>
+              <w:right w:type="dxa" w:w="120"/>
+            </w:tcMar>
+          </w:tcPr>
+          <w:p>
+            <w:r>
+              <w:rPr>
+                <w:b/>
+                <w:bCs/>
+                <w:sz w:val="19"/>
+                <w:szCs w:val="19"/>
+              </w:rPr>
+              <w:t xml:space="preserve">24.8 sec/play, 23rd</w:t>
             </w:r>
           </w:p>
         </w:tc>
@@ -988,7 +996,7 @@
         <w:spacing w:after="160" w:line="276"/>
       </w:pPr>
       <w:r>
-        <w:t xml:space="preserve">UCLA scored 218 points in 2025 and Purdue 225. Both offenses grade in the mid 60s: UCLA 65.6 (107th FBS), Purdue 65.1 (111th). Team totals sum to 40.7 against a book number of 52.5. UCLA ranks 125th in seconds per play, Purdue 101st.</w:t>
+        <w:t xml:space="preserve">Team totals sum to 53.4 against a book number of 62.5, a 9.1-point gap, tied for the largest on the board. The spread is 2.5, so this sits well clear of the mismatch range where the total model is unreliable.</w:t>
       </w:r>
     </w:p>
     <w:p>
@@ -996,7 +1004,7 @@
         <w:spacing w:after="160" w:line="276"/>
       </w:pPr>
       <w:r>
-        <w:t xml:space="preserve">UCLA is Bob Chesney's first year in from James Madison, 62-35 SU (63.9%), and he brought both coordinators, so the 2025 scheme data belongs to the departed staff. QB Nico Iamaleava cut his pressure to sack ratio from 25% at Tennessee to 18%, and RB Wayne Knight follows from JMU with 1,800+ career yards at 3.8 yards after first contact. WR Mikey Matthews is ruled out for this game with a leg injury.</w:t>
+        <w:t xml:space="preserve">62.5 is priced off two offenses that have not scored. Texas State ranks 120th in Finishing Drives and 122nd in Explosiveness; North Texas is 98th in Success Rate and 59th in Finishing Drives. Texas State is 0-2 with a -28.5 margin and QB Brad Jackson has 1 TD against 3 INTs at 6.4 ypa on a 62 rating.</w:t>
       </w:r>
     </w:p>
     <w:p>
@@ -1004,7 +1012,7 @@
         <w:spacing w:after="160" w:line="276"/>
       </w:pPr>
       <w:r>
-        <w:t xml:space="preserve">Purdue is Barry Odom year 2, 46-43 SU (51.7%) and 46-44 ATS, with OC Josh Jenson running IZ plus the gap accents (Counter 13.6%, Power 11.1%). QB Ryan Browne started every game in 2025 and finished 9 TD to 10 INT with nearly twice as many turnover worthy plays as big time throws; nearly a third of his dropbacks came with pressure and he took 16 sacks. DC Kevin Kane replaces 6 of the top 7 tacklers.</w:t>
+        <w:t xml:space="preserve">The running games are where the yards have come from, which suits an under. Texas State's Torrance Burgess Jr. has 185 yards on 30 carries at 5.73 yards after contact per attempt, and North Texas's Jahiem White has 185 on 26 with a 309 elusive rating. Both are chain movers on the ground rather than scorers: between them they have 2 rushing touchdowns.</w:t>
       </w:r>
     </w:p>
     <w:p>
@@ -1012,7 +1020,7 @@
         <w:spacing w:after="160" w:line="276"/>
       </w:pPr>
       <w:r>
-        <w:t xml:space="preserve">Neither offense finishes drives or starts with a short field. UCLA is 125th in Finishing Drives and 129th in Field Position; Purdue is 121st and 111th. Both are explosiveness poor as well, UCLA 115th and Purdue 78th, so points have to come from sustained drives that the Finishing Drives ranks say neither team sustains. Browne taking 16 sacks on a third of his dropbacks ends drives on its own, and the two tempo ranks put the possession count on the under's side.</w:t>
+        <w:t xml:space="preserve">North Texas has the better quarterback play, Tayven Jackson at an 89.3 passing grade with 409 yards, but a 2 TD to 1 INT line and 21% pressure to sack. Texas State's defense has generated 36 pressures and 8 TFL without converting them, 3 sacks total. Both defenses rank in the bottom 40 in Field Position, and a game between two teams that start with long fields and stall inside them is not a 62.5.</w:t>
       </w:r>
     </w:p>
     <w:p>
@@ -1022,7 +1030,7 @@
       <w:r>
         <w:drawing>
           <wp:inline distT="0" distB="0" distL="0" distR="0">
-            <wp:extent cx="6400800" cy="5048250"/>
+            <wp:extent cx="6400800" cy="5153025"/>
             <wp:effectExtent t="0" r="0" b="0" l="0"/>
             <wp:docPr id="1" name="" descr="" title=""/>
             <wp:cNvGraphicFramePr>
@@ -1047,7 +1055,7 @@
                   <pic:spPr bwMode="auto">
                     <a:xfrm>
                       <a:off x="0" y="0"/>
-                      <a:ext cx="6400800" cy="5048250"/>
+                      <a:ext cx="6400800" cy="5153025"/>
                     </a:xfrm>
                     <a:prstGeom prst="rect">
                       <a:avLst/>
@@ -1082,7 +1090,7 @@
       <w:r>
         <w:drawing>
           <wp:inline distT="0" distB="0" distL="0" distR="0">
-            <wp:extent cx="6400800" cy="6648450"/>
+            <wp:extent cx="6400800" cy="6953250"/>
             <wp:effectExtent t="0" r="0" b="0" l="0"/>
             <wp:docPr id="1" name="" descr="" title=""/>
             <wp:cNvGraphicFramePr>
@@ -1107,7 +1115,7 @@
                   <pic:spPr bwMode="auto">
                     <a:xfrm>
                       <a:off x="0" y="0"/>
-                      <a:ext cx="6400800" cy="6648450"/>
+                      <a:ext cx="6400800" cy="6953250"/>
                     </a:xfrm>
                     <a:prstGeom prst="rect">
                       <a:avLst/>
@@ -1146,7 +1154,7 @@
         <w:spacing w:after="40"/>
       </w:pPr>
       <w:r>
-        <w:t xml:space="preserve">Florida State at Alabama, Over 49.5</w:t>
+        <w:t xml:space="preserve">Miami at Wake Forest, Over 55.5</w:t>
       </w:r>
     </w:p>
     <w:p>
@@ -1159,7 +1167,7 @@
           <w:sz w:val="21"/>
           <w:szCs w:val="21"/>
         </w:rPr>
-        <w:t xml:space="preserve">Florida State Seminoles @ Alabama Crimson Tide</w:t>
+        <w:t xml:space="preserve">Miami Hurricanes @ Wake Forest Demon Deacons</w:t>
       </w:r>
     </w:p>
     <w:tbl>
@@ -1221,7 +1229,7 @@
                 <w:sz w:val="19"/>
                 <w:szCs w:val="19"/>
               </w:rPr>
-              <w:t xml:space="preserve">49.5</w:t>
+              <w:t xml:space="preserve">55.5</w:t>
             </w:r>
           </w:p>
         </w:tc>
@@ -1269,7 +1277,7 @@
                 <w:sz w:val="19"/>
                 <w:szCs w:val="19"/>
               </w:rPr>
-              <w:t xml:space="preserve">58.8</w:t>
+              <w:t xml:space="preserve">64.2</w:t>
             </w:r>
           </w:p>
         </w:tc>
@@ -1317,7 +1325,7 @@
                 <w:sz w:val="19"/>
                 <w:szCs w:val="19"/>
               </w:rPr>
-              <w:t xml:space="preserve">9.3 pts</w:t>
+              <w:t xml:space="preserve">8.7 pts</w:t>
             </w:r>
           </w:p>
         </w:tc>
@@ -1342,7 +1350,7 @@
                 <w:sz w:val="19"/>
                 <w:szCs w:val="19"/>
               </w:rPr>
-              <w:t xml:space="preserve">Offense grades</w:t>
+              <w:t xml:space="preserve">Game spread</w:t>
             </w:r>
           </w:p>
         </w:tc>
@@ -1365,55 +1373,55 @@
                 <w:sz w:val="19"/>
                 <w:szCs w:val="19"/>
               </w:rPr>
-              <w:t xml:space="preserve">Alabama 83.0 (27th), Florida State 84.1 (21st)</w:t>
-            </w:r>
-          </w:p>
-        </w:tc>
-      </w:tr>
-      <w:tr>
-        <w:tc>
-          <w:tcPr>
-            <w:tcW w:type="dxa" w:w="3830"/>
-            <w:shd w:fill="FFFFFF" w:val="clear"/>
-            <w:tcMar>
-              <w:top w:type="dxa" w:w="60"/>
-              <w:left w:type="dxa" w:w="120"/>
-              <w:bottom w:type="dxa" w:w="60"/>
-              <w:right w:type="dxa" w:w="120"/>
-            </w:tcMar>
-          </w:tcPr>
-          <w:p>
-            <w:r>
-              <w:rPr>
-                <w:b w:val="false"/>
-                <w:bCs w:val="false"/>
-                <w:sz w:val="19"/>
-                <w:szCs w:val="19"/>
-              </w:rPr>
-              <w:t xml:space="preserve">FSU tempo rank</w:t>
-            </w:r>
-          </w:p>
-        </w:tc>
-        <w:tc>
-          <w:tcPr>
-            <w:tcW w:type="dxa" w:w="6250"/>
-            <w:shd w:fill="FFFFFF" w:val="clear"/>
-            <w:tcMar>
-              <w:top w:type="dxa" w:w="60"/>
-              <w:left w:type="dxa" w:w="120"/>
-              <w:bottom w:type="dxa" w:w="60"/>
-              <w:right w:type="dxa" w:w="120"/>
-            </w:tcMar>
-          </w:tcPr>
-          <w:p>
-            <w:r>
-              <w:rPr>
-                <w:b/>
-                <w:bCs/>
-                <w:sz w:val="19"/>
-                <w:szCs w:val="19"/>
-              </w:rPr>
-              <w:t xml:space="preserve">9th</w:t>
+              <w:t xml:space="preserve">+20.5</w:t>
+            </w:r>
+          </w:p>
+        </w:tc>
+      </w:tr>
+      <w:tr>
+        <w:tc>
+          <w:tcPr>
+            <w:tcW w:type="dxa" w:w="3830"/>
+            <w:shd w:fill="FFFFFF" w:val="clear"/>
+            <w:tcMar>
+              <w:top w:type="dxa" w:w="60"/>
+              <w:left w:type="dxa" w:w="120"/>
+              <w:bottom w:type="dxa" w:w="60"/>
+              <w:right w:type="dxa" w:w="120"/>
+            </w:tcMar>
+          </w:tcPr>
+          <w:p>
+            <w:r>
+              <w:rPr>
+                <w:b w:val="false"/>
+                <w:bCs w:val="false"/>
+                <w:sz w:val="19"/>
+                <w:szCs w:val="19"/>
+              </w:rPr>
+              <w:t xml:space="preserve">Miami 2026</w:t>
+            </w:r>
+          </w:p>
+        </w:tc>
+        <w:tc>
+          <w:tcPr>
+            <w:tcW w:type="dxa" w:w="6250"/>
+            <w:shd w:fill="FFFFFF" w:val="clear"/>
+            <w:tcMar>
+              <w:top w:type="dxa" w:w="60"/>
+              <w:left w:type="dxa" w:w="120"/>
+              <w:bottom w:type="dxa" w:w="60"/>
+              <w:right w:type="dxa" w:w="120"/>
+            </w:tcMar>
+          </w:tcPr>
+          <w:p>
+            <w:r>
+              <w:rPr>
+                <w:b/>
+                <w:bCs/>
+                <w:sz w:val="19"/>
+                <w:szCs w:val="19"/>
+              </w:rPr>
+              <w:t xml:space="preserve">1st in Success Rate, 2-0, +54.5 MOV</w:t>
             </w:r>
           </w:p>
         </w:tc>
@@ -1438,7 +1446,7 @@
                 <w:sz w:val="19"/>
                 <w:szCs w:val="19"/>
               </w:rPr>
-              <w:t xml:space="preserve">Game spread</w:t>
+              <w:t xml:space="preserve">Wake Forest defense</w:t>
             </w:r>
           </w:p>
         </w:tc>
@@ -1461,55 +1469,55 @@
                 <w:sz w:val="19"/>
                 <w:szCs w:val="19"/>
               </w:rPr>
-              <w:t xml:space="preserve">-19.5</w:t>
-            </w:r>
-          </w:p>
-        </w:tc>
-      </w:tr>
-      <w:tr>
-        <w:tc>
-          <w:tcPr>
-            <w:tcW w:type="dxa" w:w="3830"/>
-            <w:shd w:fill="FFFFFF" w:val="clear"/>
-            <w:tcMar>
-              <w:top w:type="dxa" w:w="60"/>
-              <w:left w:type="dxa" w:w="120"/>
-              <w:bottom w:type="dxa" w:w="60"/>
-              <w:right w:type="dxa" w:w="120"/>
-            </w:tcMar>
-          </w:tcPr>
-          <w:p>
-            <w:r>
-              <w:rPr>
-                <w:b w:val="false"/>
-                <w:bCs w:val="false"/>
-                <w:sz w:val="19"/>
-                <w:szCs w:val="19"/>
-              </w:rPr>
-              <w:t xml:space="preserve">Alabama 2025 rushing</w:t>
-            </w:r>
-          </w:p>
-        </w:tc>
-        <w:tc>
-          <w:tcPr>
-            <w:tcW w:type="dxa" w:w="6250"/>
-            <w:shd w:fill="FFFFFF" w:val="clear"/>
-            <w:tcMar>
-              <w:top w:type="dxa" w:w="60"/>
-              <w:left w:type="dxa" w:w="120"/>
-              <w:bottom w:type="dxa" w:w="60"/>
-              <w:right w:type="dxa" w:w="120"/>
-            </w:tcMar>
-          </w:tcPr>
-          <w:p>
-            <w:r>
-              <w:rPr>
-                <w:b/>
-                <w:bCs/>
-                <w:sz w:val="19"/>
-                <w:szCs w:val="19"/>
-              </w:rPr>
-              <w:t xml:space="preserve">104.1 ypg, 2nd worst in the SEC</w:t>
+              <w:t xml:space="preserve">132nd in Success Rate allowed</w:t>
+            </w:r>
+          </w:p>
+        </w:tc>
+      </w:tr>
+      <w:tr>
+        <w:tc>
+          <w:tcPr>
+            <w:tcW w:type="dxa" w:w="3830"/>
+            <w:shd w:fill="FFFFFF" w:val="clear"/>
+            <w:tcMar>
+              <w:top w:type="dxa" w:w="60"/>
+              <w:left w:type="dxa" w:w="120"/>
+              <w:bottom w:type="dxa" w:w="60"/>
+              <w:right w:type="dxa" w:w="120"/>
+            </w:tcMar>
+          </w:tcPr>
+          <w:p>
+            <w:r>
+              <w:rPr>
+                <w:b w:val="false"/>
+                <w:bCs w:val="false"/>
+                <w:sz w:val="19"/>
+                <w:szCs w:val="19"/>
+              </w:rPr>
+              <w:t xml:space="preserve">Both teams</w:t>
+            </w:r>
+          </w:p>
+        </w:tc>
+        <w:tc>
+          <w:tcPr>
+            <w:tcW w:type="dxa" w:w="6250"/>
+            <w:shd w:fill="FFFFFF" w:val="clear"/>
+            <w:tcMar>
+              <w:top w:type="dxa" w:w="60"/>
+              <w:left w:type="dxa" w:w="120"/>
+              <w:bottom w:type="dxa" w:w="60"/>
+              <w:right w:type="dxa" w:w="120"/>
+            </w:tcMar>
+          </w:tcPr>
+          <w:p>
+            <w:r>
+              <w:rPr>
+                <w:b/>
+                <w:bCs/>
+                <w:sz w:val="19"/>
+                <w:szCs w:val="19"/>
+              </w:rPr>
+              <w:t xml:space="preserve">2-0 to the Over</w:t>
             </w:r>
           </w:p>
         </w:tc>
@@ -1525,7 +1533,7 @@
         <w:spacing w:after="160" w:line="276"/>
       </w:pPr>
       <w:r>
-        <w:t xml:space="preserve">Best pair of offensive grades on the board: Florida State 84.1 (21st FBS) and Alabama 83.0 (27th), with Florida State 9th nationally in seconds per play. Team totals sum to 58.8 against a book number of 49.5. Both cleared 390 points in 2025.</w:t>
+        <w:t xml:space="preserve">Team totals sum to 64.2 against a book number of 55.5, an 8.7-point gap. Miami lays 20.5, which is inside the 28-point line where the opponent-blind total model starts to lean Under by rule.</w:t>
       </w:r>
     </w:p>
     <w:p>
@@ -1533,7 +1541,7 @@
         <w:spacing w:after="160" w:line="276"/>
       </w:pPr>
       <w:r>
-        <w:t xml:space="preserve">Florida State's 33.8% IZ commitment is the most committed in the ACC and produced 472.1 ypg with 218.7 rushing, the best at FSU since 1995, but that was Gus Malzahn's and he retired in February. Tim Harris Jr. was promoted to OC with Mike Norvell taking play-calling. QB Ashton Daniels won the job after starting Auburn's final 3 games; dating to Stanford he carries 30 big time throws against 41 turnover worthy plays and 17 fumbles. FSU comes in off a bye.</w:t>
+        <w:t xml:space="preserve">Miami's offense ranks 1st nationally in Success Rate, 16th in Finishing Drives and 2nd in Havoc allowed, and it has been quarterback-driven: Darian Mensah has 653 yards on 45 attempts at 14.5 ypa with 8 TDs, no interceptions, a 94.1 passing grade and zero sacks taken. WR Malachi Toney has 16 catches on 17 targets for 330 yards at 7.50 yprr on a 93.5 grade. RB Javian Mallory is averaging 13.3 a carry.</w:t>
       </w:r>
     </w:p>
     <w:p>
@@ -1541,7 +1549,7 @@
         <w:spacing w:after="160" w:line="276"/>
       </w:pPr>
       <w:r>
-        <w:t xml:space="preserve">Alabama is Kalen DeBoer, 57-17 SU (77.0%) and 37-31-3 ATS, with OC Ryan Grubb in year 3 running rhythm and timing off zone action. The 2025 failure was the ground game at 104.1 rushing ypg, 2nd worst in the SEC, which brought in new OL coach Adrian Klemm from USC. Returning OL snaps: 2,560 (112th FBS). QB job is open between JR Austin Mack, with Grubb since Washington, and RS FR Keelon Russell.</w:t>
+        <w:t xml:space="preserve">Wake Forest's defense ranks 132nd in Success Rate allowed, which is the other half of the number. Their own offense has been fine, 53rd in Success Rate and 37th in Explosiveness, with QB Gio Lopez at 9.9 ypa and 4 TDs to no interceptions and WR Carlos Hernandez at 5.16 yprr on 253 yards. They are 2-0 straight up but 0-2 ATS, which is the shape of a team winning shootouts by less than the market expects.</w:t>
       </w:r>
     </w:p>
     <w:p>
@@ -1549,7 +1557,7 @@
         <w:spacing w:after="160" w:line="276"/>
       </w:pPr>
       <w:r>
-        <w:t xml:space="preserve">Florida State's offense is 24th in Success Rate and 18th in Explosiveness; Alabama's is 34th and 54th with 16th in Field Position and 30th in Finishing Drives. The defensive side is where the number comes from. Florida State ranks 107th in Finishing Drives allowed and 107th in Field Position, so Alabama's drives start short and end in points. FSU also plays the 9th fastest tempo in the country, which adds possessions to a game priced at 49.5.</w:t>
+        <w:t xml:space="preserve">Both teams have gone over in both games. Wake Forest plays at 25.2 seconds per snap, 27th, so the trailing side will get possessions, and Miami's defense at 10th in Finishing Drives allowed has not been the kind that shortens a game by taking the ball away, with 3 sacks and no interceptions in two games.</w:t>
       </w:r>
     </w:p>
     <w:p>
@@ -1683,7 +1691,7 @@
         <w:spacing w:after="40"/>
       </w:pPr>
       <w:r>
-        <w:t xml:space="preserve">Charlotte at Appalachian State, Under 52.5</w:t>
+        <w:t xml:space="preserve">Virginia Tech at Maryland, Over 53.5</w:t>
       </w:r>
     </w:p>
     <w:p>
@@ -1696,7 +1704,7 @@
           <w:sz w:val="21"/>
           <w:szCs w:val="21"/>
         </w:rPr>
-        <w:t xml:space="preserve">Charlotte 49ers @ Appalachian State Mountaineers</w:t>
+        <w:t xml:space="preserve">Virginia Tech Hokies @ Maryland Terrapins</w:t>
       </w:r>
     </w:p>
     <w:tbl>
@@ -1758,7 +1766,7 @@
                 <w:sz w:val="19"/>
                 <w:szCs w:val="19"/>
               </w:rPr>
-              <w:t xml:space="preserve">52.5</w:t>
+              <w:t xml:space="preserve">53.5</w:t>
             </w:r>
           </w:p>
         </w:tc>
@@ -1806,7 +1814,7 @@
                 <w:sz w:val="19"/>
                 <w:szCs w:val="19"/>
               </w:rPr>
-              <w:t xml:space="preserve">43.5</w:t>
+              <w:t xml:space="preserve">62.1</w:t>
             </w:r>
           </w:p>
         </w:tc>
@@ -1854,7 +1862,7 @@
                 <w:sz w:val="19"/>
                 <w:szCs w:val="19"/>
               </w:rPr>
-              <w:t xml:space="preserve">9.0 pts</w:t>
+              <w:t xml:space="preserve">8.6 pts</w:t>
             </w:r>
           </w:p>
         </w:tc>
@@ -1879,7 +1887,7 @@
                 <w:sz w:val="19"/>
                 <w:szCs w:val="19"/>
               </w:rPr>
-              <w:t xml:space="preserve">Charlotte tempo rank</w:t>
+              <w:t xml:space="preserve">Game spread</w:t>
             </w:r>
           </w:p>
         </w:tc>
@@ -1902,55 +1910,55 @@
                 <w:sz w:val="19"/>
                 <w:szCs w:val="19"/>
               </w:rPr>
-              <w:t xml:space="preserve">132nd</w:t>
-            </w:r>
-          </w:p>
-        </w:tc>
-      </w:tr>
-      <w:tr>
-        <w:tc>
-          <w:tcPr>
-            <w:tcW w:type="dxa" w:w="3830"/>
-            <w:shd w:fill="FFFFFF" w:val="clear"/>
-            <w:tcMar>
-              <w:top w:type="dxa" w:w="60"/>
-              <w:left w:type="dxa" w:w="120"/>
-              <w:bottom w:type="dxa" w:w="60"/>
-              <w:right w:type="dxa" w:w="120"/>
-            </w:tcMar>
-          </w:tcPr>
-          <w:p>
-            <w:r>
-              <w:rPr>
-                <w:b w:val="false"/>
-                <w:bCs w:val="false"/>
-                <w:sz w:val="19"/>
-                <w:szCs w:val="19"/>
-              </w:rPr>
-              <w:t xml:space="preserve">App State defense grade</w:t>
-            </w:r>
-          </w:p>
-        </w:tc>
-        <w:tc>
-          <w:tcPr>
-            <w:tcW w:type="dxa" w:w="6250"/>
-            <w:shd w:fill="FFFFFF" w:val="clear"/>
-            <w:tcMar>
-              <w:top w:type="dxa" w:w="60"/>
-              <w:left w:type="dxa" w:w="120"/>
-              <w:bottom w:type="dxa" w:w="60"/>
-              <w:right w:type="dxa" w:w="120"/>
-            </w:tcMar>
-          </w:tcPr>
-          <w:p>
-            <w:r>
-              <w:rPr>
-                <w:b/>
-                <w:bCs/>
-                <w:sz w:val="19"/>
-                <w:szCs w:val="19"/>
-              </w:rPr>
-              <w:t xml:space="preserve">82.5 (57th FBS)</w:t>
+              <w:t xml:space="preserve">+3.0</w:t>
+            </w:r>
+          </w:p>
+        </w:tc>
+      </w:tr>
+      <w:tr>
+        <w:tc>
+          <w:tcPr>
+            <w:tcW w:type="dxa" w:w="3830"/>
+            <w:shd w:fill="FFFFFF" w:val="clear"/>
+            <w:tcMar>
+              <w:top w:type="dxa" w:w="60"/>
+              <w:left w:type="dxa" w:w="120"/>
+              <w:bottom w:type="dxa" w:w="60"/>
+              <w:right w:type="dxa" w:w="120"/>
+            </w:tcMar>
+          </w:tcPr>
+          <w:p>
+            <w:r>
+              <w:rPr>
+                <w:b w:val="false"/>
+                <w:bCs w:val="false"/>
+                <w:sz w:val="19"/>
+                <w:szCs w:val="19"/>
+              </w:rPr>
+              <w:t xml:space="preserve">Maryland defense</w:t>
+            </w:r>
+          </w:p>
+        </w:tc>
+        <w:tc>
+          <w:tcPr>
+            <w:tcW w:type="dxa" w:w="6250"/>
+            <w:shd w:fill="FFFFFF" w:val="clear"/>
+            <w:tcMar>
+              <w:top w:type="dxa" w:w="60"/>
+              <w:left w:type="dxa" w:w="120"/>
+              <w:bottom w:type="dxa" w:w="60"/>
+              <w:right w:type="dxa" w:w="120"/>
+            </w:tcMar>
+          </w:tcPr>
+          <w:p>
+            <w:r>
+              <w:rPr>
+                <w:b/>
+                <w:bCs/>
+                <w:sz w:val="19"/>
+                <w:szCs w:val="19"/>
+              </w:rPr>
+              <w:t xml:space="preserve">8th in Success Rate but 125th in Finishing Drives</w:t>
             </w:r>
           </w:p>
         </w:tc>
@@ -1975,7 +1983,7 @@
                 <w:sz w:val="19"/>
                 <w:szCs w:val="19"/>
               </w:rPr>
-              <w:t xml:space="preserve">Charlotte 2025</w:t>
+              <w:t xml:space="preserve">Both offenses</w:t>
             </w:r>
           </w:p>
         </w:tc>
@@ -1998,55 +2006,55 @@
                 <w:sz w:val="19"/>
                 <w:szCs w:val="19"/>
               </w:rPr>
-              <w:t xml:space="preserve">172 PF, 436 PA</w:t>
-            </w:r>
-          </w:p>
-        </w:tc>
-      </w:tr>
-      <w:tr>
-        <w:tc>
-          <w:tcPr>
-            <w:tcW w:type="dxa" w:w="3830"/>
-            <w:shd w:fill="FFFFFF" w:val="clear"/>
-            <w:tcMar>
-              <w:top w:type="dxa" w:w="60"/>
-              <w:left w:type="dxa" w:w="120"/>
-              <w:bottom w:type="dxa" w:w="60"/>
-              <w:right w:type="dxa" w:w="120"/>
-            </w:tcMar>
-          </w:tcPr>
-          <w:p>
-            <w:r>
-              <w:rPr>
-                <w:b w:val="false"/>
-                <w:bCs w:val="false"/>
-                <w:sz w:val="19"/>
-                <w:szCs w:val="19"/>
-              </w:rPr>
-              <w:t xml:space="preserve">App State roster</w:t>
-            </w:r>
-          </w:p>
-        </w:tc>
-        <w:tc>
-          <w:tcPr>
-            <w:tcW w:type="dxa" w:w="6250"/>
-            <w:shd w:fill="FFFFFF" w:val="clear"/>
-            <w:tcMar>
-              <w:top w:type="dxa" w:w="60"/>
-              <w:left w:type="dxa" w:w="120"/>
-              <w:bottom w:type="dxa" w:w="60"/>
-              <w:right w:type="dxa" w:w="120"/>
-            </w:tcMar>
-          </w:tcPr>
-          <w:p>
-            <w:r>
-              <w:rPr>
-                <w:b/>
-                <w:bCs/>
-                <w:sz w:val="19"/>
-                <w:szCs w:val="19"/>
-              </w:rPr>
-              <w:t xml:space="preserve">66 new faces, 35 from the portal</w:t>
+              <w:t xml:space="preserve">0 INTs thrown between the two QBs</w:t>
+            </w:r>
+          </w:p>
+        </w:tc>
+      </w:tr>
+      <w:tr>
+        <w:tc>
+          <w:tcPr>
+            <w:tcW w:type="dxa" w:w="3830"/>
+            <w:shd w:fill="FFFFFF" w:val="clear"/>
+            <w:tcMar>
+              <w:top w:type="dxa" w:w="60"/>
+              <w:left w:type="dxa" w:w="120"/>
+              <w:bottom w:type="dxa" w:w="60"/>
+              <w:right w:type="dxa" w:w="120"/>
+            </w:tcMar>
+          </w:tcPr>
+          <w:p>
+            <w:r>
+              <w:rPr>
+                <w:b w:val="false"/>
+                <w:bCs w:val="false"/>
+                <w:sz w:val="19"/>
+                <w:szCs w:val="19"/>
+              </w:rPr>
+              <w:t xml:space="preserve">2026 records</w:t>
+            </w:r>
+          </w:p>
+        </w:tc>
+        <w:tc>
+          <w:tcPr>
+            <w:tcW w:type="dxa" w:w="6250"/>
+            <w:shd w:fill="FFFFFF" w:val="clear"/>
+            <w:tcMar>
+              <w:top w:type="dxa" w:w="60"/>
+              <w:left w:type="dxa" w:w="120"/>
+              <w:bottom w:type="dxa" w:w="60"/>
+              <w:right w:type="dxa" w:w="120"/>
+            </w:tcMar>
+          </w:tcPr>
+          <w:p>
+            <w:r>
+              <w:rPr>
+                <w:b/>
+                <w:bCs/>
+                <w:sz w:val="19"/>
+                <w:szCs w:val="19"/>
+              </w:rPr>
+              <w:t xml:space="preserve">both 2-0, both 2-0 ATS</w:t>
             </w:r>
           </w:p>
         </w:tc>
@@ -2062,7 +2070,7 @@
         <w:spacing w:after="160" w:line="276"/>
       </w:pPr>
       <w:r>
-        <w:t xml:space="preserve">Charlotte scored 172 points in all of 2025 and ranks 132nd in seconds per play, with an offense grading 64.9 (113th FBS). Team totals sum to 43.5 against a book number of 52.5. App State's defense grades 82.5 (57th) against an offense grading 67.3 (103rd).</w:t>
+        <w:t xml:space="preserve">Team totals sum to 62.1 against a book number of 53.5, an 8.6-point gap. The spread is 3, a near pick'em between two 2-0 teams that are both 2-0 ATS.</w:t>
       </w:r>
     </w:p>
     <w:p>
@@ -2070,7 +2078,7 @@
         <w:spacing w:after="160" w:line="276"/>
       </w:pPr>
       <w:r>
-        <w:t xml:space="preserve">Charlotte is Tim Albin year 2 with full staff continuity, OC Todd Fitch and DC Nate Faanes both back, 34-30 SU (53.1%) and 36-23-2 ATS. The QB room is a genuine four-man battle inside a stable IZ-based scheme (26.9%): Conner Harrell, Grayson Loftis (started 7 of the final 8, 1,415 yds, 8 TD, 8 INT) and Pitt transfer Cole Gonzales, a three-year FCS starter at Western Carolina. The roster took 21 transfers among 46 new players.</w:t>
+        <w:t xml:space="preserve">Maryland's defense splits in a way that produces points: 8th nationally in Success Rate allowed but 125th in Finishing Drives allowed. They bend nothing between the 20s and give up touchdowns once you are inside them. The pass rush is real, 43 pressures and 13 sacks with ED Sidney Stewart at 11 pressures and Zion Elee on a 91.3 grade, so the turnover risk is there too.</w:t>
       </w:r>
     </w:p>
     <w:p>
@@ -2078,7 +2086,7 @@
         <w:spacing w:after="160" w:line="276"/>
       </w:pPr>
       <w:r>
-        <w:t xml:space="preserve">Appalachian State is Dowell Loggains, 5-8 SU (38.5%) and 5-7-1 ATS. OC Mike Anthony's career derives from Kendal Briles, so expect jet sweep, wide zone and quick game concepts hunting misaligned defenders; DC DJ Smith runs a multiple 3-3-5, Cover 3 and Cover 1, with a 23% blitz rate. No QB separated at the Battle of the Rock spring game between Malachi Singleton, Henry Hasselbeck and Tommy Ulatowski, and the roster carries 66 new faces.</w:t>
+        <w:t xml:space="preserve">Neither quarterback has thrown an interception. Maryland's Malik Washington is 3 TD / 0 INT on 72 attempts with an 86.2 passing grade behind a line allowing 5 pressures in 501 pass block snaps, the cleanest protection on the board. Virginia Tech's Ethan Grunkemeyer is 4 TD / 0 INT at 8.7 ypa on 63 attempts. Maryland's Chris Durr Jr. and Na'eem Abdul-Rahim Gladding have 30 catches between them; Virginia Tech's Luke Reynolds and Que'Sean Brown have 26.</w:t>
       </w:r>
     </w:p>
     <w:p>
@@ -2086,7 +2094,7 @@
         <w:spacing w:after="160" w:line="276"/>
       </w:pPr>
       <w:r>
-        <w:t xml:space="preserve">Charlotte's offense ranks 129th in Success Rate, 131st in Finishing Drives and 123rd in Havoc allowed behind that 132nd ranked tempo; slow, and unable to sustain or finish. App State's defense ranks 43rd in Explosiveness allowed and 41st in Havoc, so the big plays that would rescue Charlotte's scoring are the part of the profile App State handles best. The other side of the total is capped too, with no QB1 named and 66 new faces on the roster.</w:t>
+        <w:t xml:space="preserve">Virginia Tech's defense ranks 2nd in Success Rate allowed and 1st in Havoc, which is the argument the market is pricing, but it also ranks 135th in Explosiveness allowed: the one thing that unit gives up is the play that scores. Both teams run inside the top 35 in tempo, 22nd and 33rd, and Virginia Tech has gone over in both games.</w:t>
       </w:r>
     </w:p>
     <w:p>
@@ -2156,7 +2164,7 @@
       <w:r>
         <w:drawing>
           <wp:inline distT="0" distB="0" distL="0" distR="0">
-            <wp:extent cx="6400800" cy="6953250"/>
+            <wp:extent cx="6400800" cy="7048500"/>
             <wp:effectExtent t="0" r="0" b="0" l="0"/>
             <wp:docPr id="1" name="" descr="" title=""/>
             <wp:cNvGraphicFramePr>
@@ -2181,7 +2189,7 @@
                   <pic:spPr bwMode="auto">
                     <a:xfrm>
                       <a:off x="0" y="0"/>
-                      <a:ext cx="6400800" cy="6953250"/>
+                      <a:ext cx="6400800" cy="7048500"/>
                     </a:xfrm>
                     <a:prstGeom prst="rect">
                       <a:avLst/>
@@ -2220,7 +2228,7 @@
         <w:spacing w:after="40"/>
       </w:pPr>
       <w:r>
-        <w:t xml:space="preserve">UAB at Louisiana, Under 55.25</w:t>
+        <w:t xml:space="preserve">Florida at Auburn, Over 53.5</w:t>
       </w:r>
     </w:p>
     <w:p>
@@ -2233,7 +2241,7 @@
           <w:sz w:val="21"/>
           <w:szCs w:val="21"/>
         </w:rPr>
-        <w:t xml:space="preserve">UAB Blazers @ Louisiana Ragin' Cajuns</w:t>
+        <w:t xml:space="preserve">Florida Gators @ Auburn Tigers</w:t>
       </w:r>
     </w:p>
     <w:tbl>
@@ -2295,7 +2303,7 @@
                 <w:sz w:val="19"/>
                 <w:szCs w:val="19"/>
               </w:rPr>
-              <w:t xml:space="preserve">55.25</w:t>
+              <w:t xml:space="preserve">53.5</w:t>
             </w:r>
           </w:p>
         </w:tc>
@@ -2343,7 +2351,7 @@
                 <w:sz w:val="19"/>
                 <w:szCs w:val="19"/>
               </w:rPr>
-              <w:t xml:space="preserve">47.8</w:t>
+              <w:t xml:space="preserve">61.8</w:t>
             </w:r>
           </w:p>
         </w:tc>
@@ -2391,7 +2399,7 @@
                 <w:sz w:val="19"/>
                 <w:szCs w:val="19"/>
               </w:rPr>
-              <w:t xml:space="preserve">7.5 pts</w:t>
+              <w:t xml:space="preserve">8.3 pts</w:t>
             </w:r>
           </w:p>
         </w:tc>
@@ -2439,55 +2447,55 @@
                 <w:sz w:val="19"/>
                 <w:szCs w:val="19"/>
               </w:rPr>
-              <w:t xml:space="preserve">-7.5</w:t>
-            </w:r>
-          </w:p>
-        </w:tc>
-      </w:tr>
-      <w:tr>
-        <w:tc>
-          <w:tcPr>
-            <w:tcW w:type="dxa" w:w="3830"/>
-            <w:shd w:fill="FFFFFF" w:val="clear"/>
-            <w:tcMar>
-              <w:top w:type="dxa" w:w="60"/>
-              <w:left w:type="dxa" w:w="120"/>
-              <w:bottom w:type="dxa" w:w="60"/>
-              <w:right w:type="dxa" w:w="120"/>
-            </w:tcMar>
-          </w:tcPr>
-          <w:p>
-            <w:r>
-              <w:rPr>
-                <w:b w:val="false"/>
-                <w:bCs w:val="false"/>
-                <w:sz w:val="19"/>
-                <w:szCs w:val="19"/>
-              </w:rPr>
-              <w:t xml:space="preserve">Louisiana over rate, this season</w:t>
-            </w:r>
-          </w:p>
-        </w:tc>
-        <w:tc>
-          <w:tcPr>
-            <w:tcW w:type="dxa" w:w="6250"/>
-            <w:shd w:fill="FFFFFF" w:val="clear"/>
-            <w:tcMar>
-              <w:top w:type="dxa" w:w="60"/>
-              <w:left w:type="dxa" w:w="120"/>
-              <w:bottom w:type="dxa" w:w="60"/>
-              <w:right w:type="dxa" w:w="120"/>
-            </w:tcMar>
-          </w:tcPr>
-          <w:p>
-            <w:r>
-              <w:rPr>
-                <w:b/>
-                <w:bCs/>
-                <w:sz w:val="19"/>
-                <w:szCs w:val="19"/>
-              </w:rPr>
-              <w:t xml:space="preserve">1-1 (50%, 36th)</w:t>
+              <w:t xml:space="preserve">+2.0</w:t>
+            </w:r>
+          </w:p>
+        </w:tc>
+      </w:tr>
+      <w:tr>
+        <w:tc>
+          <w:tcPr>
+            <w:tcW w:type="dxa" w:w="3830"/>
+            <w:shd w:fill="FFFFFF" w:val="clear"/>
+            <w:tcMar>
+              <w:top w:type="dxa" w:w="60"/>
+              <w:left w:type="dxa" w:w="120"/>
+              <w:bottom w:type="dxa" w:w="60"/>
+              <w:right w:type="dxa" w:w="120"/>
+            </w:tcMar>
+          </w:tcPr>
+          <w:p>
+            <w:r>
+              <w:rPr>
+                <w:b w:val="false"/>
+                <w:bCs w:val="false"/>
+                <w:sz w:val="19"/>
+                <w:szCs w:val="19"/>
+              </w:rPr>
+              <w:t xml:space="preserve">Florida 2026</w:t>
+            </w:r>
+          </w:p>
+        </w:tc>
+        <w:tc>
+          <w:tcPr>
+            <w:tcW w:type="dxa" w:w="6250"/>
+            <w:shd w:fill="FFFFFF" w:val="clear"/>
+            <w:tcMar>
+              <w:top w:type="dxa" w:w="60"/>
+              <w:left w:type="dxa" w:w="120"/>
+              <w:bottom w:type="dxa" w:w="60"/>
+              <w:right w:type="dxa" w:w="120"/>
+            </w:tcMar>
+          </w:tcPr>
+          <w:p>
+            <w:r>
+              <w:rPr>
+                <w:b/>
+                <w:bCs/>
+                <w:sz w:val="19"/>
+                <w:szCs w:val="19"/>
+              </w:rPr>
+              <w:t xml:space="preserve">1st nationally in Points Per Opportunity (6.43)</w:t>
             </w:r>
           </w:p>
         </w:tc>
@@ -2512,7 +2520,7 @@
                 <w:sz w:val="19"/>
                 <w:szCs w:val="19"/>
               </w:rPr>
-              <w:t xml:space="preserve">UAB defense grade</w:t>
+              <w:t xml:space="preserve">Auburn QB</w:t>
             </w:r>
           </w:p>
         </w:tc>
@@ -2535,55 +2543,55 @@
                 <w:sz w:val="19"/>
                 <w:szCs w:val="19"/>
               </w:rPr>
-              <w:t xml:space="preserve">55.0 (136th FBS)</w:t>
-            </w:r>
-          </w:p>
-        </w:tc>
-      </w:tr>
-      <w:tr>
-        <w:tc>
-          <w:tcPr>
-            <w:tcW w:type="dxa" w:w="3830"/>
-            <w:shd w:fill="FFFFFF" w:val="clear"/>
-            <w:tcMar>
-              <w:top w:type="dxa" w:w="60"/>
-              <w:left w:type="dxa" w:w="120"/>
-              <w:bottom w:type="dxa" w:w="60"/>
-              <w:right w:type="dxa" w:w="120"/>
-            </w:tcMar>
-          </w:tcPr>
-          <w:p>
-            <w:r>
-              <w:rPr>
-                <w:b w:val="false"/>
-                <w:bCs w:val="false"/>
-                <w:sz w:val="19"/>
-                <w:szCs w:val="19"/>
-              </w:rPr>
-              <w:t xml:space="preserve">UAB DC</w:t>
-            </w:r>
-          </w:p>
-        </w:tc>
-        <w:tc>
-          <w:tcPr>
-            <w:tcW w:type="dxa" w:w="6250"/>
-            <w:shd w:fill="FFFFFF" w:val="clear"/>
-            <w:tcMar>
-              <w:top w:type="dxa" w:w="60"/>
-              <w:left w:type="dxa" w:w="120"/>
-              <w:bottom w:type="dxa" w:w="60"/>
-              <w:right w:type="dxa" w:w="120"/>
-            </w:tcMar>
-          </w:tcPr>
-          <w:p>
-            <w:r>
-              <w:rPr>
-                <w:b/>
-                <w:bCs/>
-                <w:sz w:val="19"/>
-                <w:szCs w:val="19"/>
-              </w:rPr>
-              <w:t xml:space="preserve">Todd Grantham, new for 2026</w:t>
+              <w:t xml:space="preserve">Byrum Brown, 9 sacks taken, 43% pressure to sack</w:t>
+            </w:r>
+          </w:p>
+        </w:tc>
+      </w:tr>
+      <w:tr>
+        <w:tc>
+          <w:tcPr>
+            <w:tcW w:type="dxa" w:w="3830"/>
+            <w:shd w:fill="FFFFFF" w:val="clear"/>
+            <w:tcMar>
+              <w:top w:type="dxa" w:w="60"/>
+              <w:left w:type="dxa" w:w="120"/>
+              <w:bottom w:type="dxa" w:w="60"/>
+              <w:right w:type="dxa" w:w="120"/>
+            </w:tcMar>
+          </w:tcPr>
+          <w:p>
+            <w:r>
+              <w:rPr>
+                <w:b w:val="false"/>
+                <w:bCs w:val="false"/>
+                <w:sz w:val="19"/>
+                <w:szCs w:val="19"/>
+              </w:rPr>
+              <w:t xml:space="preserve">Auburn tempo</w:t>
+            </w:r>
+          </w:p>
+        </w:tc>
+        <w:tc>
+          <w:tcPr>
+            <w:tcW w:type="dxa" w:w="6250"/>
+            <w:shd w:fill="FFFFFF" w:val="clear"/>
+            <w:tcMar>
+              <w:top w:type="dxa" w:w="60"/>
+              <w:left w:type="dxa" w:w="120"/>
+              <w:bottom w:type="dxa" w:w="60"/>
+              <w:right w:type="dxa" w:w="120"/>
+            </w:tcMar>
+          </w:tcPr>
+          <w:p>
+            <w:r>
+              <w:rPr>
+                <w:b/>
+                <w:bCs/>
+                <w:sz w:val="19"/>
+                <w:szCs w:val="19"/>
+              </w:rPr>
+              <w:t xml:space="preserve">22.5 sec/play, 3rd</w:t>
             </w:r>
           </w:p>
         </w:tc>
@@ -2599,7 +2607,7 @@
         <w:spacing w:after="160" w:line="276"/>
       </w:pPr>
       <w:r>
-        <w:t xml:space="preserve">Team totals sum to 47.8 against a book number of 55.25, a 7.5-point gap and the smallest of the five. Spread is 7.5, which keeps this clear of the mismatch range where the total model is unreliable. Louisiana's offense grades 65.1 and scored 325 points in 2025; neither team plays fast, tempo ranks of 96 and 71.</w:t>
+        <w:t xml:space="preserve">Team totals sum to 61.8 against a book number of 53.5, an 8.3-point gap. The spread is 2, the closest game of the five totals.</w:t>
       </w:r>
     </w:p>
     <w:p>
@@ -2607,7 +2615,7 @@
         <w:spacing w:after="160" w:line="276"/>
       </w:pPr>
       <w:r>
-        <w:t xml:space="preserve">Louisiana is Michael Desormeaux, 29-25 SU (53.7%) and 24-25 ATS. OC Tim Leger's structure is still Napier-era: zone read, run first, play-action out of heavy 11 and 12 personnel. The file has a subpar 2025 air attack, QB Lunch Winfield held from live Spring play, a wide open RB room, the top two WRs held out of the Spring Game, and an OL littered with injury heading into Fall Camp. DC Jim Salgado runs a 4-2-5 Cover 3 with a 39% blitz rate, and the secondary graded out as the strongest unit after Spring.</w:t>
+        <w:t xml:space="preserve">Florida converts opportunities better than anyone in the country right now: 1st nationally in Points Per Opportunity at 6.43, with the offense 17th in Success Rate and 30th in Explosiveness. RB Jadan Baugh has 276 yards on 29 carries at 9.5 a pop with 5 touchdowns, 5.97 yards after contact per attempt and a 93.2 grade. QB Aaron Philo is at 12.3 ypa with 5 TDs, and WRs Vernell Brown III and Dallas Wilson are at 4.44 and 4.31 yprr.</w:t>
       </w:r>
     </w:p>
     <w:p>
@@ -2615,7 +2623,7 @@
         <w:spacing w:after="160" w:line="276"/>
       </w:pPr>
       <w:r>
-        <w:t xml:space="preserve">UAB is Alex Mortensen, made permanent after going OC to interim when Trent Dilfer was fired at 2-4. QB Ryder Burton returns citing Mortensen as the reason he stayed, C Adam Lepkowski is one of the AAC's best, and returning OL snaps sit at 4,250 (42nd FBS). The change that matters for a total is on defense: Todd Grantham is the new DC, a scheme pedigree upgrade for the unit that has been the program's anchor problem.</w:t>
+        <w:t xml:space="preserve">Auburn plays at the 3rd fastest tempo in the country, 22.5 seconds per snap, so the possession count is high whatever else happens. Their problem is protection: QB Byrum Brown has taken 9 sacks at a 43% pressure to sack rate with 2 TDs against 3 INTs, and the line has allowed 18 pressures. Against a Florida defense with 38 pressures and 9 TFL, that is a source of short fields going the other way.</w:t>
       </w:r>
     </w:p>
     <w:p>
@@ -2623,7 +2631,7 @@
         <w:spacing w:after="160" w:line="276"/>
       </w:pPr>
       <w:r>
-        <w:t xml:space="preserve">Louisiana's offense grades 65.1 (112th FBS) and ranks 115th in Success Rate, 114th in Field Position and 86th in Finishing Drives, with a passing grade of 49.1 (128th). The 325 points in 2025 came from volume, not efficiency. Their defense ranks 21st in Explosiveness allowed, which takes away the quickest route to a high total, and Salgado's 39% blitz rate is built to produce negative plays rather than let drives run. Neither team plays fast.</w:t>
+        <w:t xml:space="preserve">Auburn's offense ranks 105th in Finishing Drives, which is the case for the Under, but their defense ranks 61st in Success Rate and 53rd in Finishing Drives allowed against a Florida offense that is 1st at finishing. Auburn is 0-2 to the Over and Florida 1-1, and the market number has not moved with Florida's 47.0 margin through two games.</w:t>
       </w:r>
     </w:p>
     <w:p>
@@ -2693,7 +2701,7 @@
       <w:r>
         <w:drawing>
           <wp:inline distT="0" distB="0" distL="0" distR="0">
-            <wp:extent cx="6400800" cy="6753225"/>
+            <wp:extent cx="6400800" cy="6648450"/>
             <wp:effectExtent t="0" r="0" b="0" l="0"/>
             <wp:docPr id="1" name="" descr="" title=""/>
             <wp:cNvGraphicFramePr>
@@ -2718,7 +2726,7 @@
                   <pic:spPr bwMode="auto">
                     <a:xfrm>
                       <a:off x="0" y="0"/>
-                      <a:ext cx="6400800" cy="6753225"/>
+                      <a:ext cx="6400800" cy="6648450"/>
                     </a:xfrm>
                     <a:prstGeom prst="rect">
                       <a:avLst/>

--- a/articles/Week3_Totals.docx
+++ b/articles/Week3_Totals.docx
@@ -1154,7 +1154,7 @@
         <w:spacing w:after="40"/>
       </w:pPr>
       <w:r>
-        <w:t xml:space="preserve">Miami at Wake Forest, Over 55.5</w:t>
+        <w:t xml:space="preserve">New Mexico at Oklahoma, Over 45.5</w:t>
       </w:r>
     </w:p>
     <w:p>
@@ -1167,7 +1167,7 @@
           <w:sz w:val="21"/>
           <w:szCs w:val="21"/>
         </w:rPr>
-        <w:t xml:space="preserve">Miami Hurricanes @ Wake Forest Demon Deacons</w:t>
+        <w:t xml:space="preserve">New Mexico Lobos @ Oklahoma Sooners</w:t>
       </w:r>
     </w:p>
     <w:tbl>
@@ -1229,7 +1229,7 @@
                 <w:sz w:val="19"/>
                 <w:szCs w:val="19"/>
               </w:rPr>
-              <w:t xml:space="preserve">55.5</w:t>
+              <w:t xml:space="preserve">45.5</w:t>
             </w:r>
           </w:p>
         </w:tc>
@@ -1277,7 +1277,7 @@
                 <w:sz w:val="19"/>
                 <w:szCs w:val="19"/>
               </w:rPr>
-              <w:t xml:space="preserve">64.2</w:t>
+              <w:t xml:space="preserve">53.8</w:t>
             </w:r>
           </w:p>
         </w:tc>
@@ -1325,7 +1325,7 @@
                 <w:sz w:val="19"/>
                 <w:szCs w:val="19"/>
               </w:rPr>
-              <w:t xml:space="preserve">8.7 pts</w:t>
+              <w:t xml:space="preserve">8.3 pts</w:t>
             </w:r>
           </w:p>
         </w:tc>
@@ -1373,55 +1373,55 @@
                 <w:sz w:val="19"/>
                 <w:szCs w:val="19"/>
               </w:rPr>
-              <w:t xml:space="preserve">+20.5</w:t>
-            </w:r>
-          </w:p>
-        </w:tc>
-      </w:tr>
-      <w:tr>
-        <w:tc>
-          <w:tcPr>
-            <w:tcW w:type="dxa" w:w="3830"/>
-            <w:shd w:fill="FFFFFF" w:val="clear"/>
-            <w:tcMar>
-              <w:top w:type="dxa" w:w="60"/>
-              <w:left w:type="dxa" w:w="120"/>
-              <w:bottom w:type="dxa" w:w="60"/>
-              <w:right w:type="dxa" w:w="120"/>
-            </w:tcMar>
-          </w:tcPr>
-          <w:p>
-            <w:r>
-              <w:rPr>
-                <w:b w:val="false"/>
-                <w:bCs w:val="false"/>
-                <w:sz w:val="19"/>
-                <w:szCs w:val="19"/>
-              </w:rPr>
-              <w:t xml:space="preserve">Miami 2026</w:t>
-            </w:r>
-          </w:p>
-        </w:tc>
-        <w:tc>
-          <w:tcPr>
-            <w:tcW w:type="dxa" w:w="6250"/>
-            <w:shd w:fill="FFFFFF" w:val="clear"/>
-            <w:tcMar>
-              <w:top w:type="dxa" w:w="60"/>
-              <w:left w:type="dxa" w:w="120"/>
-              <w:bottom w:type="dxa" w:w="60"/>
-              <w:right w:type="dxa" w:w="120"/>
-            </w:tcMar>
-          </w:tcPr>
-          <w:p>
-            <w:r>
-              <w:rPr>
-                <w:b/>
-                <w:bCs/>
-                <w:sz w:val="19"/>
-                <w:szCs w:val="19"/>
-              </w:rPr>
-              <w:t xml:space="preserve">1st in Success Rate, 2-0, +54.5 MOV</w:t>
+              <w:t xml:space="preserve">-21.5</w:t>
+            </w:r>
+          </w:p>
+        </w:tc>
+      </w:tr>
+      <w:tr>
+        <w:tc>
+          <w:tcPr>
+            <w:tcW w:type="dxa" w:w="3830"/>
+            <w:shd w:fill="FFFFFF" w:val="clear"/>
+            <w:tcMar>
+              <w:top w:type="dxa" w:w="60"/>
+              <w:left w:type="dxa" w:w="120"/>
+              <w:bottom w:type="dxa" w:w="60"/>
+              <w:right w:type="dxa" w:w="120"/>
+            </w:tcMar>
+          </w:tcPr>
+          <w:p>
+            <w:r>
+              <w:rPr>
+                <w:b w:val="false"/>
+                <w:bCs w:val="false"/>
+                <w:sz w:val="19"/>
+                <w:szCs w:val="19"/>
+              </w:rPr>
+              <w:t xml:space="preserve">New Mexico 2026</w:t>
+            </w:r>
+          </w:p>
+        </w:tc>
+        <w:tc>
+          <w:tcPr>
+            <w:tcW w:type="dxa" w:w="6250"/>
+            <w:shd w:fill="FFFFFF" w:val="clear"/>
+            <w:tcMar>
+              <w:top w:type="dxa" w:w="60"/>
+              <w:left w:type="dxa" w:w="120"/>
+              <w:bottom w:type="dxa" w:w="60"/>
+              <w:right w:type="dxa" w:w="120"/>
+            </w:tcMar>
+          </w:tcPr>
+          <w:p>
+            <w:r>
+              <w:rPr>
+                <w:b/>
+                <w:bCs/>
+                <w:sz w:val="19"/>
+                <w:szCs w:val="19"/>
+              </w:rPr>
+              <w:t xml:space="preserve">2-0, +47.0 MOV, defense 3rd in Success Rate</w:t>
             </w:r>
           </w:p>
         </w:tc>
@@ -1446,7 +1446,7 @@
                 <w:sz w:val="19"/>
                 <w:szCs w:val="19"/>
               </w:rPr>
-              <w:t xml:space="preserve">Wake Forest defense</w:t>
+              <w:t xml:space="preserve">Oklahoma 2026</w:t>
             </w:r>
           </w:p>
         </w:tc>
@@ -1469,55 +1469,55 @@
                 <w:sz w:val="19"/>
                 <w:szCs w:val="19"/>
               </w:rPr>
-              <w:t xml:space="preserve">132nd in Success Rate allowed</w:t>
-            </w:r>
-          </w:p>
-        </w:tc>
-      </w:tr>
-      <w:tr>
-        <w:tc>
-          <w:tcPr>
-            <w:tcW w:type="dxa" w:w="3830"/>
-            <w:shd w:fill="FFFFFF" w:val="clear"/>
-            <w:tcMar>
-              <w:top w:type="dxa" w:w="60"/>
-              <w:left w:type="dxa" w:w="120"/>
-              <w:bottom w:type="dxa" w:w="60"/>
-              <w:right w:type="dxa" w:w="120"/>
-            </w:tcMar>
-          </w:tcPr>
-          <w:p>
-            <w:r>
-              <w:rPr>
-                <w:b w:val="false"/>
-                <w:bCs w:val="false"/>
-                <w:sz w:val="19"/>
-                <w:szCs w:val="19"/>
-              </w:rPr>
-              <w:t xml:space="preserve">Both teams</w:t>
-            </w:r>
-          </w:p>
-        </w:tc>
-        <w:tc>
-          <w:tcPr>
-            <w:tcW w:type="dxa" w:w="6250"/>
-            <w:shd w:fill="FFFFFF" w:val="clear"/>
-            <w:tcMar>
-              <w:top w:type="dxa" w:w="60"/>
-              <w:left w:type="dxa" w:w="120"/>
-              <w:bottom w:type="dxa" w:w="60"/>
-              <w:right w:type="dxa" w:w="120"/>
-            </w:tcMar>
-          </w:tcPr>
-          <w:p>
-            <w:r>
-              <w:rPr>
-                <w:b/>
-                <w:bCs/>
-                <w:sz w:val="19"/>
-                <w:szCs w:val="19"/>
-              </w:rPr>
-              <w:t xml:space="preserve">2-0 to the Over</w:t>
+              <w:t xml:space="preserve">1-1, +22.0 MOV, offense 60th in Points Per Opportunity</w:t>
+            </w:r>
+          </w:p>
+        </w:tc>
+      </w:tr>
+      <w:tr>
+        <w:tc>
+          <w:tcPr>
+            <w:tcW w:type="dxa" w:w="3830"/>
+            <w:shd w:fill="FFFFFF" w:val="clear"/>
+            <w:tcMar>
+              <w:top w:type="dxa" w:w="60"/>
+              <w:left w:type="dxa" w:w="120"/>
+              <w:bottom w:type="dxa" w:w="60"/>
+              <w:right w:type="dxa" w:w="120"/>
+            </w:tcMar>
+          </w:tcPr>
+          <w:p>
+            <w:r>
+              <w:rPr>
+                <w:b w:val="false"/>
+                <w:bCs w:val="false"/>
+                <w:sz w:val="19"/>
+                <w:szCs w:val="19"/>
+              </w:rPr>
+              <w:t xml:space="preserve">Tempo ranks</w:t>
+            </w:r>
+          </w:p>
+        </w:tc>
+        <w:tc>
+          <w:tcPr>
+            <w:tcW w:type="dxa" w:w="6250"/>
+            <w:shd w:fill="FFFFFF" w:val="clear"/>
+            <w:tcMar>
+              <w:top w:type="dxa" w:w="60"/>
+              <w:left w:type="dxa" w:w="120"/>
+              <w:bottom w:type="dxa" w:w="60"/>
+              <w:right w:type="dxa" w:w="120"/>
+            </w:tcMar>
+          </w:tcPr>
+          <w:p>
+            <w:r>
+              <w:rPr>
+                <w:b/>
+                <w:bCs/>
+                <w:sz w:val="19"/>
+                <w:szCs w:val="19"/>
+              </w:rPr>
+              <w:t xml:space="preserve">Oklahoma 87th, New Mexico 123rd</w:t>
             </w:r>
           </w:p>
         </w:tc>
@@ -1533,7 +1533,7 @@
         <w:spacing w:after="160" w:line="276"/>
       </w:pPr>
       <w:r>
-        <w:t xml:space="preserve">Team totals sum to 64.2 against a book number of 55.5, an 8.7-point gap. Miami lays 20.5, which is inside the 28-point line where the opponent-blind total model starts to lean Under by rule.</w:t>
+        <w:t xml:space="preserve">Team totals sum to 53.8 against a book number of 45.5, an 8.3-point gap. Oklahoma lays 21.5, inside the 28-point line where the opponent-blind total model starts to lean Under by rule.</w:t>
       </w:r>
     </w:p>
     <w:p>
@@ -1541,7 +1541,7 @@
         <w:spacing w:after="160" w:line="276"/>
       </w:pPr>
       <w:r>
-        <w:t xml:space="preserve">Miami's offense ranks 1st nationally in Success Rate, 16th in Finishing Drives and 2nd in Havoc allowed, and it has been quarterback-driven: Darian Mensah has 653 yards on 45 attempts at 14.5 ypa with 8 TDs, no interceptions, a 94.1 passing grade and zero sacks taken. WR Malachi Toney has 16 catches on 17 targets for 330 yards at 7.50 yprr on a 93.5 grade. RB Javian Mallory is averaging 13.3 a carry.</w:t>
+        <w:t xml:space="preserve">The number is built on two offenses the market has priced too low rather than on either defense. Oklahoma is 1-1 with a +22.0 margin and ranks 60th in Points Per Opportunity; New Mexico is 2-0 with a +47.0 margin, 35th in Points Per Opportunity and 3rd nationally in Field Position, which is the rank that puts an underdog's drives in scoring range without needing long fields.</w:t>
       </w:r>
     </w:p>
     <w:p>
@@ -1549,7 +1549,7 @@
         <w:spacing w:after="160" w:line="276"/>
       </w:pPr>
       <w:r>
-        <w:t xml:space="preserve">Wake Forest's defense ranks 132nd in Success Rate allowed, which is the other half of the number. Their own offense has been fine, 53rd in Success Rate and 37th in Explosiveness, with QB Gio Lopez at 9.9 ypa and 4 TDs to no interceptions and WR Carlos Hernandez at 5.16 yprr on 253 yards. They are 2-0 straight up but 0-2 ATS, which is the shape of a team winning shootouts by less than the market expects.</w:t>
+        <w:t xml:space="preserve">Both defenses grade well and both are slow, which is the argument against and is worth stating plainly: New Mexico ranks 3rd in Success Rate allowed and 2nd in Havoc, Oklahoma 24th and 16th with 9th in Finishing Drives allowed, and the two tempo ranks are 87th and 123rd. Oklahoma has gone under in both games.</w:t>
       </w:r>
     </w:p>
     <w:p>
@@ -1557,7 +1557,7 @@
         <w:spacing w:after="160" w:line="276"/>
       </w:pPr>
       <w:r>
-        <w:t xml:space="preserve">Both teams have gone over in both games. Wake Forest plays at 25.2 seconds per snap, 27th, so the trailing side will get possessions, and Miami's defense at 10th in Finishing Drives allowed has not been the kind that shortens a game by taking the ball away, with 3 sacks and no interceptions in two games.</w:t>
+        <w:t xml:space="preserve">What the model is pricing is scoring level rather than efficiency. Neither offense is explosive, 107th and 115th, so the points that do come arrive on sustained drives, and both teams have been converting them: New Mexico at 4.89 points per opportunity and Oklahoma at 4.27 against a 45.5 total that implies roughly 23 apiece.</w:t>
       </w:r>
     </w:p>
     <w:p>
@@ -1567,7 +1567,7 @@
       <w:r>
         <w:drawing>
           <wp:inline distT="0" distB="0" distL="0" distR="0">
-            <wp:extent cx="6400800" cy="5153025"/>
+            <wp:extent cx="6400800" cy="5048250"/>
             <wp:effectExtent t="0" r="0" b="0" l="0"/>
             <wp:docPr id="1" name="" descr="" title=""/>
             <wp:cNvGraphicFramePr>
@@ -1592,7 +1592,7 @@
                   <pic:spPr bwMode="auto">
                     <a:xfrm>
                       <a:off x="0" y="0"/>
-                      <a:ext cx="6400800" cy="5153025"/>
+                      <a:ext cx="6400800" cy="5048250"/>
                     </a:xfrm>
                     <a:prstGeom prst="rect">
                       <a:avLst/>
@@ -1627,7 +1627,7 @@
       <w:r>
         <w:drawing>
           <wp:inline distT="0" distB="0" distL="0" distR="0">
-            <wp:extent cx="6400800" cy="6953250"/>
+            <wp:extent cx="6400800" cy="6848475"/>
             <wp:effectExtent t="0" r="0" b="0" l="0"/>
             <wp:docPr id="1" name="" descr="" title=""/>
             <wp:cNvGraphicFramePr>
@@ -1652,7 +1652,7 @@
                   <pic:spPr bwMode="auto">
                     <a:xfrm>
                       <a:off x="0" y="0"/>
-                      <a:ext cx="6400800" cy="6953250"/>
+                      <a:ext cx="6400800" cy="6848475"/>
                     </a:xfrm>
                     <a:prstGeom prst="rect">
                       <a:avLst/>
